--- a/docs/studyguides/logarithms.docx
+++ b/docs/studyguides/logarithms.docx
@@ -52,7 +52,7 @@
         </w:rPr>
         <w:t xml:space="preserve"> </w:t>
       </w:r>
-      <w:hyperlink r:id="rId20">
+      <w:hyperlink r:id="rId9">
         <w:r>
           <w:rPr>
             <w:rStyle w:val="Hyperlink"/>
@@ -70,7 +70,7 @@
         <w:t xml:space="preserve">.</w:t>
       </w:r>
     </w:p>
-    <w:bookmarkStart w:id="34" w:name="what-are-logarithms"/>
+    <w:bookmarkStart w:id="23" w:name="what-are-logarithms"/>
     <w:p>
       <w:pPr>
         <w:pStyle w:val="Heading1"/>
@@ -172,18 +172,18 @@
                 <wp:inline>
                   <wp:extent cx="152400" cy="152400"/>
                   <wp:effectExtent b="0" l="0" r="0" t="0"/>
-                  <wp:docPr descr="" title="" id="22" name="Picture"/>
+                  <wp:docPr descr="" title="" id="11" name="Picture"/>
                   <a:graphic>
                     <a:graphicData uri="http://schemas.openxmlformats.org/drawingml/2006/picture">
                       <pic:pic>
                         <pic:nvPicPr>
-                          <pic:cNvPr descr="/Applications/quarto/share/formats/docx/note.png" id="23" name="Picture"/>
+                          <pic:cNvPr descr="/Applications/quarto/share/formats/docx/note.png" id="12" name="Picture"/>
                           <pic:cNvPicPr>
                             <a:picLocks noChangeArrowheads="1" noChangeAspect="1"/>
                           </pic:cNvPicPr>
                         </pic:nvPicPr>
                         <pic:blipFill>
-                          <a:blip r:embed="rId21"/>
+                          <a:blip r:embed="rId10"/>
                           <a:stretch>
                             <a:fillRect/>
                           </a:stretch>
@@ -333,19 +333,21 @@
                     </m:r>
                   </m:sub>
                 </m:sSub>
-                <m:d>
-                  <m:dPr>
-                    <m:begChr m:val="("/>
-                    <m:sepChr m:val=""/>
-                    <m:endChr m:val=")"/>
-                    <m:grow/>
-                  </m:dPr>
-                  <m:e>
-                    <m:r>
-                      <m:t>b</m:t>
-                    </m:r>
-                  </m:e>
-                </m:d>
+                <m:r>
+                  <m:rPr>
+                    <m:sty m:val="p"/>
+                  </m:rPr>
+                  <m:t>(</m:t>
+                </m:r>
+                <m:r>
+                  <m:t>b</m:t>
+                </m:r>
+                <m:r>
+                  <m:rPr>
+                    <m:sty m:val="p"/>
+                  </m:rPr>
+                  <m:t>)</m:t>
+                </m:r>
                 <m:r>
                   <m:rPr>
                     <m:sty m:val="p"/>
@@ -640,18 +642,18 @@
                 <wp:inline>
                   <wp:extent cx="152400" cy="152400"/>
                   <wp:effectExtent b="0" l="0" r="0" t="0"/>
-                  <wp:docPr descr="" title="" id="24" name="Picture"/>
+                  <wp:docPr descr="" title="" id="13" name="Picture"/>
                   <a:graphic>
                     <a:graphicData uri="http://schemas.openxmlformats.org/drawingml/2006/picture">
                       <pic:pic>
                         <pic:nvPicPr>
-                          <pic:cNvPr descr="/Applications/quarto/share/formats/docx/note.png" id="25" name="Picture"/>
+                          <pic:cNvPr descr="/Applications/quarto/share/formats/docx/note.png" id="14" name="Picture"/>
                           <pic:cNvPicPr>
                             <a:picLocks noChangeArrowheads="1" noChangeAspect="1"/>
                           </pic:cNvPicPr>
                         </pic:nvPicPr>
                         <pic:blipFill>
-                          <a:blip r:embed="rId21"/>
+                          <a:blip r:embed="rId10"/>
                           <a:stretch>
                             <a:fillRect/>
                           </a:stretch>
@@ -724,19 +726,21 @@
                   </m:r>
                 </m:sub>
               </m:sSub>
-              <m:d>
-                <m:dPr>
-                  <m:begChr m:val="("/>
-                  <m:sepChr m:val=""/>
-                  <m:endChr m:val=")"/>
-                  <m:grow/>
-                </m:dPr>
-                <m:e>
-                  <m:r>
-                    <m:t>1000</m:t>
-                  </m:r>
-                </m:e>
-              </m:d>
+              <m:r>
+                <m:rPr>
+                  <m:sty m:val="p"/>
+                </m:rPr>
+                <m:t>(</m:t>
+              </m:r>
+              <m:r>
+                <m:t>1000</m:t>
+              </m:r>
+              <m:r>
+                <m:rPr>
+                  <m:sty m:val="p"/>
+                </m:rPr>
+                <m:t>)</m:t>
+              </m:r>
               <m:r>
                 <m:rPr>
                   <m:sty m:val="p"/>
@@ -862,18 +866,18 @@
                 <wp:inline>
                   <wp:extent cx="152400" cy="152400"/>
                   <wp:effectExtent b="0" l="0" r="0" t="0"/>
-                  <wp:docPr descr="" title="" id="26" name="Picture"/>
+                  <wp:docPr descr="" title="" id="15" name="Picture"/>
                   <a:graphic>
                     <a:graphicData uri="http://schemas.openxmlformats.org/drawingml/2006/picture">
                       <pic:pic>
                         <pic:nvPicPr>
-                          <pic:cNvPr descr="/Applications/quarto/share/formats/docx/note.png" id="27" name="Picture"/>
+                          <pic:cNvPr descr="/Applications/quarto/share/formats/docx/note.png" id="16" name="Picture"/>
                           <pic:cNvPicPr>
                             <a:picLocks noChangeArrowheads="1" noChangeAspect="1"/>
                           </pic:cNvPicPr>
                         </pic:nvPicPr>
                         <pic:blipFill>
-                          <a:blip r:embed="rId21"/>
+                          <a:blip r:embed="rId10"/>
                           <a:stretch>
                             <a:fillRect/>
                           </a:stretch>
@@ -946,19 +950,21 @@
                   </m:r>
                 </m:sub>
               </m:sSub>
-              <m:d>
-                <m:dPr>
-                  <m:begChr m:val="("/>
-                  <m:sepChr m:val=""/>
-                  <m:endChr m:val=")"/>
-                  <m:grow/>
-                </m:dPr>
-                <m:e>
-                  <m:r>
-                    <m:t>8</m:t>
-                  </m:r>
-                </m:e>
-              </m:d>
+              <m:r>
+                <m:rPr>
+                  <m:sty m:val="p"/>
+                </m:rPr>
+                <m:t>(</m:t>
+              </m:r>
+              <m:r>
+                <m:t>8</m:t>
+              </m:r>
+              <m:r>
+                <m:rPr>
+                  <m:sty m:val="p"/>
+                </m:rPr>
+                <m:t>)</m:t>
+              </m:r>
               <m:r>
                 <m:rPr>
                   <m:sty m:val="p"/>
@@ -1053,19 +1059,21 @@
           </m:rPr>
           <m:t>log</m:t>
         </m:r>
-        <m:d>
-          <m:dPr>
-            <m:begChr m:val="("/>
-            <m:sepChr m:val=""/>
-            <m:endChr m:val=")"/>
-            <m:grow/>
-          </m:dPr>
-          <m:e>
-            <m:r>
-              <m:t>a</m:t>
-            </m:r>
-          </m:e>
-        </m:d>
+        <m:r>
+          <m:rPr>
+            <m:sty m:val="p"/>
+          </m:rPr>
+          <m:t>(</m:t>
+        </m:r>
+        <m:r>
+          <m:t>a</m:t>
+        </m:r>
+        <m:r>
+          <m:rPr>
+            <m:sty m:val="p"/>
+          </m:rPr>
+          <m:t>)</m:t>
+        </m:r>
         <m:r>
           <m:rPr>
             <m:sty m:val="p"/>
@@ -1162,18 +1170,18 @@
                 <wp:inline>
                   <wp:extent cx="152400" cy="152400"/>
                   <wp:effectExtent b="0" l="0" r="0" t="0"/>
-                  <wp:docPr descr="" title="" id="28" name="Picture"/>
+                  <wp:docPr descr="" title="" id="17" name="Picture"/>
                   <a:graphic>
                     <a:graphicData uri="http://schemas.openxmlformats.org/drawingml/2006/picture">
                       <pic:pic>
                         <pic:nvPicPr>
-                          <pic:cNvPr descr="/Applications/quarto/share/formats/docx/note.png" id="29" name="Picture"/>
+                          <pic:cNvPr descr="/Applications/quarto/share/formats/docx/note.png" id="18" name="Picture"/>
                           <pic:cNvPicPr>
                             <a:picLocks noChangeArrowheads="1" noChangeAspect="1"/>
                           </pic:cNvPicPr>
                         </pic:nvPicPr>
                         <pic:blipFill>
-                          <a:blip r:embed="rId21"/>
+                          <a:blip r:embed="rId10"/>
                           <a:stretch>
                             <a:fillRect/>
                           </a:stretch>
@@ -1251,19 +1259,21 @@
                 </m:rPr>
                 <m:t>log</m:t>
               </m:r>
-              <m:d>
-                <m:dPr>
-                  <m:begChr m:val="("/>
-                  <m:sepChr m:val=""/>
-                  <m:endChr m:val=")"/>
-                  <m:grow/>
-                </m:dPr>
-                <m:e>
-                  <m:r>
-                    <m:t>1000</m:t>
-                  </m:r>
-                </m:e>
-              </m:d>
+              <m:r>
+                <m:rPr>
+                  <m:sty m:val="p"/>
+                </m:rPr>
+                <m:t>(</m:t>
+              </m:r>
+              <m:r>
+                <m:t>1000</m:t>
+              </m:r>
+              <m:r>
+                <m:rPr>
+                  <m:sty m:val="p"/>
+                </m:rPr>
+                <m:t>)</m:t>
+              </m:r>
               <m:r>
                 <m:rPr>
                   <m:sty m:val="p"/>
@@ -1389,18 +1399,18 @@
                 <wp:inline>
                   <wp:extent cx="152400" cy="152400"/>
                   <wp:effectExtent b="0" l="0" r="0" t="0"/>
-                  <wp:docPr descr="" title="" id="30" name="Picture"/>
+                  <wp:docPr descr="" title="" id="19" name="Picture"/>
                   <a:graphic>
                     <a:graphicData uri="http://schemas.openxmlformats.org/drawingml/2006/picture">
                       <pic:pic>
                         <pic:nvPicPr>
-                          <pic:cNvPr descr="/Applications/quarto/share/formats/docx/note.png" id="31" name="Picture"/>
+                          <pic:cNvPr descr="/Applications/quarto/share/formats/docx/note.png" id="20" name="Picture"/>
                           <pic:cNvPicPr>
                             <a:picLocks noChangeArrowheads="1" noChangeAspect="1"/>
                           </pic:cNvPicPr>
                         </pic:nvPicPr>
                         <pic:blipFill>
-                          <a:blip r:embed="rId21"/>
+                          <a:blip r:embed="rId10"/>
                           <a:stretch>
                             <a:fillRect/>
                           </a:stretch>
@@ -1481,28 +1491,30 @@
                     </m:r>
                   </m:sub>
                 </m:sSub>
-                <m:d>
-                  <m:dPr>
-                    <m:begChr m:val="("/>
-                    <m:sepChr m:val=""/>
-                    <m:endChr m:val=")"/>
-                    <m:grow/>
-                  </m:dPr>
+                <m:r>
+                  <m:rPr>
+                    <m:sty m:val="p"/>
+                  </m:rPr>
+                  <m:t>(</m:t>
+                </m:r>
+                <m:sSup>
                   <m:e>
-                    <m:sSup>
-                      <m:e>
-                        <m:r>
-                          <m:t>b</m:t>
-                        </m:r>
-                      </m:e>
-                      <m:sup>
-                        <m:r>
-                          <m:t>k</m:t>
-                        </m:r>
-                      </m:sup>
-                    </m:sSup>
+                    <m:r>
+                      <m:t>b</m:t>
+                    </m:r>
                   </m:e>
-                </m:d>
+                  <m:sup>
+                    <m:r>
+                      <m:t>k</m:t>
+                    </m:r>
+                  </m:sup>
+                </m:sSup>
+                <m:r>
+                  <m:rPr>
+                    <m:sty m:val="p"/>
+                  </m:rPr>
+                  <m:t>)</m:t>
+                </m:r>
                 <m:r>
                   <m:rPr>
                     <m:sty m:val="p"/>
@@ -1576,18 +1588,18 @@
                 <wp:inline>
                   <wp:extent cx="152400" cy="152400"/>
                   <wp:effectExtent b="0" l="0" r="0" t="0"/>
-                  <wp:docPr descr="" title="" id="32" name="Picture"/>
+                  <wp:docPr descr="" title="" id="21" name="Picture"/>
                   <a:graphic>
                     <a:graphicData uri="http://schemas.openxmlformats.org/drawingml/2006/picture">
                       <pic:pic>
                         <pic:nvPicPr>
-                          <pic:cNvPr descr="/Applications/quarto/share/formats/docx/note.png" id="33" name="Picture"/>
+                          <pic:cNvPr descr="/Applications/quarto/share/formats/docx/note.png" id="22" name="Picture"/>
                           <pic:cNvPicPr>
                             <a:picLocks noChangeArrowheads="1" noChangeAspect="1"/>
                           </pic:cNvPicPr>
                         </pic:nvPicPr>
                         <pic:blipFill>
-                          <a:blip r:embed="rId21"/>
+                          <a:blip r:embed="rId10"/>
                           <a:stretch>
                             <a:fillRect/>
                           </a:stretch>
@@ -1675,19 +1687,21 @@
                         </m:r>
                       </m:sub>
                     </m:sSub>
-                    <m:d>
-                      <m:dPr>
-                        <m:begChr m:val="("/>
-                        <m:sepChr m:val=""/>
-                        <m:endChr m:val=")"/>
-                        <m:grow/>
-                      </m:dPr>
-                      <m:e>
-                        <m:r>
-                          <m:t>k</m:t>
-                        </m:r>
-                      </m:e>
-                    </m:d>
+                    <m:r>
+                      <m:rPr>
+                        <m:sty m:val="p"/>
+                      </m:rPr>
+                      <m:t>(</m:t>
+                    </m:r>
+                    <m:r>
+                      <m:t>k</m:t>
+                    </m:r>
+                    <m:r>
+                      <m:rPr>
+                        <m:sty m:val="p"/>
+                      </m:rPr>
+                      <m:t>)</m:t>
+                    </m:r>
                   </m:sup>
                 </m:sSup>
                 <m:r>
@@ -1722,8 +1736,8 @@
         <w:t xml:space="preserve">The results above are equivalent to the definition of the logarithm, and are often used. You should remember these results!</w:t>
       </w:r>
     </w:p>
-    <w:bookmarkEnd w:id="34"/>
-    <w:bookmarkStart w:id="55" w:name="laws-of-logarithms"/>
+    <w:bookmarkEnd w:id="23"/>
+    <w:bookmarkStart w:id="44" w:name="laws-of-logarithms"/>
     <w:p>
       <w:pPr>
         <w:pStyle w:val="Heading1"/>
@@ -1815,18 +1829,18 @@
                 <wp:inline>
                   <wp:extent cx="152400" cy="152400"/>
                   <wp:effectExtent b="0" l="0" r="0" t="0"/>
-                  <wp:docPr descr="" title="" id="35" name="Picture"/>
+                  <wp:docPr descr="" title="" id="24" name="Picture"/>
                   <a:graphic>
                     <a:graphicData uri="http://schemas.openxmlformats.org/drawingml/2006/picture">
                       <pic:pic>
                         <pic:nvPicPr>
-                          <pic:cNvPr descr="/Applications/quarto/share/formats/docx/note.png" id="36" name="Picture"/>
+                          <pic:cNvPr descr="/Applications/quarto/share/formats/docx/note.png" id="25" name="Picture"/>
                           <pic:cNvPicPr>
                             <a:picLocks noChangeArrowheads="1" noChangeAspect="1"/>
                           </pic:cNvPicPr>
                         </pic:nvPicPr>
                         <pic:blipFill>
-                          <a:blip r:embed="rId21"/>
+                          <a:blip r:embed="rId10"/>
                           <a:stretch>
                             <a:fillRect/>
                           </a:stretch>
@@ -1907,28 +1921,30 @@
                     </m:r>
                   </m:sub>
                 </m:sSub>
-                <m:d>
-                  <m:dPr>
-                    <m:begChr m:val="("/>
-                    <m:sepChr m:val=""/>
-                    <m:endChr m:val=")"/>
-                    <m:grow/>
-                  </m:dPr>
-                  <m:e>
-                    <m:r>
-                      <m:t>M</m:t>
-                    </m:r>
-                    <m:r>
-                      <m:rPr>
-                        <m:sty m:val="p"/>
-                      </m:rPr>
-                      <m:t>⋅</m:t>
-                    </m:r>
-                    <m:r>
-                      <m:t>N</m:t>
-                    </m:r>
-                  </m:e>
-                </m:d>
+                <m:r>
+                  <m:rPr>
+                    <m:sty m:val="p"/>
+                  </m:rPr>
+                  <m:t>(</m:t>
+                </m:r>
+                <m:r>
+                  <m:t>M</m:t>
+                </m:r>
+                <m:r>
+                  <m:rPr>
+                    <m:sty m:val="p"/>
+                  </m:rPr>
+                  <m:t>⋅</m:t>
+                </m:r>
+                <m:r>
+                  <m:t>N</m:t>
+                </m:r>
+                <m:r>
+                  <m:rPr>
+                    <m:sty m:val="p"/>
+                  </m:rPr>
+                  <m:t>)</m:t>
+                </m:r>
                 <m:r>
                   <m:rPr>
                     <m:sty m:val="p"/>
@@ -1950,19 +1966,21 @@
                     </m:r>
                   </m:sub>
                 </m:sSub>
-                <m:d>
-                  <m:dPr>
-                    <m:begChr m:val="("/>
-                    <m:sepChr m:val=""/>
-                    <m:endChr m:val=")"/>
-                    <m:grow/>
-                  </m:dPr>
-                  <m:e>
-                    <m:r>
-                      <m:t>M</m:t>
-                    </m:r>
-                  </m:e>
-                </m:d>
+                <m:r>
+                  <m:rPr>
+                    <m:sty m:val="p"/>
+                  </m:rPr>
+                  <m:t>(</m:t>
+                </m:r>
+                <m:r>
+                  <m:t>M</m:t>
+                </m:r>
+                <m:r>
+                  <m:rPr>
+                    <m:sty m:val="p"/>
+                  </m:rPr>
+                  <m:t>)</m:t>
+                </m:r>
                 <m:r>
                   <m:rPr>
                     <m:sty m:val="p"/>
@@ -1984,19 +2002,21 @@
                     </m:r>
                   </m:sub>
                 </m:sSub>
-                <m:d>
-                  <m:dPr>
-                    <m:begChr m:val="("/>
-                    <m:sepChr m:val=""/>
-                    <m:endChr m:val=")"/>
-                    <m:grow/>
-                  </m:dPr>
-                  <m:e>
-                    <m:r>
-                      <m:t>N</m:t>
-                    </m:r>
-                  </m:e>
-                </m:d>
+                <m:r>
+                  <m:rPr>
+                    <m:sty m:val="p"/>
+                  </m:rPr>
+                  <m:t>(</m:t>
+                </m:r>
+                <m:r>
+                  <m:t>N</m:t>
+                </m:r>
+                <m:r>
+                  <m:rPr>
+                    <m:sty m:val="p"/>
+                  </m:rPr>
+                  <m:t>)</m:t>
+                </m:r>
               </m:oMath>
             </m:oMathPara>
           </w:p>
@@ -2060,18 +2080,18 @@
                 <wp:inline>
                   <wp:extent cx="152400" cy="152400"/>
                   <wp:effectExtent b="0" l="0" r="0" t="0"/>
-                  <wp:docPr descr="" title="" id="37" name="Picture"/>
+                  <wp:docPr descr="" title="" id="26" name="Picture"/>
                   <a:graphic>
                     <a:graphicData uri="http://schemas.openxmlformats.org/drawingml/2006/picture">
                       <pic:pic>
                         <pic:nvPicPr>
-                          <pic:cNvPr descr="/Applications/quarto/share/formats/docx/note.png" id="38" name="Picture"/>
+                          <pic:cNvPr descr="/Applications/quarto/share/formats/docx/note.png" id="27" name="Picture"/>
                           <pic:cNvPicPr>
                             <a:picLocks noChangeArrowheads="1" noChangeAspect="1"/>
                           </pic:cNvPicPr>
                         </pic:nvPicPr>
                         <pic:blipFill>
-                          <a:blip r:embed="rId21"/>
+                          <a:blip r:embed="rId10"/>
                           <a:stretch>
                             <a:fillRect/>
                           </a:stretch>
@@ -2138,19 +2158,21 @@
                   </m:r>
                 </m:sub>
               </m:sSub>
-              <m:d>
-                <m:dPr>
-                  <m:begChr m:val="("/>
-                  <m:sepChr m:val=""/>
-                  <m:endChr m:val=")"/>
-                  <m:grow/>
-                </m:dPr>
-                <m:e>
-                  <m:r>
-                    <m:t>100</m:t>
-                  </m:r>
-                </m:e>
-              </m:d>
+              <m:r>
+                <m:rPr>
+                  <m:sty m:val="p"/>
+                </m:rPr>
+                <m:t>(</m:t>
+              </m:r>
+              <m:r>
+                <m:t>100</m:t>
+              </m:r>
+              <m:r>
+                <m:rPr>
+                  <m:sty m:val="p"/>
+                </m:rPr>
+                <m:t>)</m:t>
+              </m:r>
               <m:r>
                 <m:rPr>
                   <m:sty m:val="p"/>
@@ -2172,28 +2194,30 @@
                   </m:r>
                 </m:sub>
               </m:sSub>
-              <m:d>
-                <m:dPr>
-                  <m:begChr m:val="("/>
-                  <m:sepChr m:val=""/>
-                  <m:endChr m:val=")"/>
-                  <m:grow/>
-                </m:dPr>
-                <m:e>
-                  <m:r>
-                    <m:t>10</m:t>
-                  </m:r>
-                  <m:r>
-                    <m:rPr>
-                      <m:sty m:val="p"/>
-                    </m:rPr>
-                    <m:t>⋅</m:t>
-                  </m:r>
-                  <m:r>
-                    <m:t>10</m:t>
-                  </m:r>
-                </m:e>
-              </m:d>
+              <m:r>
+                <m:rPr>
+                  <m:sty m:val="p"/>
+                </m:rPr>
+                <m:t>(</m:t>
+              </m:r>
+              <m:r>
+                <m:t>10</m:t>
+              </m:r>
+              <m:r>
+                <m:rPr>
+                  <m:sty m:val="p"/>
+                </m:rPr>
+                <m:t>⋅</m:t>
+              </m:r>
+              <m:r>
+                <m:t>10</m:t>
+              </m:r>
+              <m:r>
+                <m:rPr>
+                  <m:sty m:val="p"/>
+                </m:rPr>
+                <m:t>)</m:t>
+              </m:r>
               <m:r>
                 <m:rPr>
                   <m:sty m:val="p"/>
@@ -2215,19 +2239,21 @@
                   </m:r>
                 </m:sub>
               </m:sSub>
-              <m:d>
-                <m:dPr>
-                  <m:begChr m:val="("/>
-                  <m:sepChr m:val=""/>
-                  <m:endChr m:val=")"/>
-                  <m:grow/>
-                </m:dPr>
-                <m:e>
-                  <m:r>
-                    <m:t>10</m:t>
-                  </m:r>
-                </m:e>
-              </m:d>
+              <m:r>
+                <m:rPr>
+                  <m:sty m:val="p"/>
+                </m:rPr>
+                <m:t>(</m:t>
+              </m:r>
+              <m:r>
+                <m:t>10</m:t>
+              </m:r>
+              <m:r>
+                <m:rPr>
+                  <m:sty m:val="p"/>
+                </m:rPr>
+                <m:t>)</m:t>
+              </m:r>
               <m:r>
                 <m:rPr>
                   <m:sty m:val="p"/>
@@ -2249,19 +2275,21 @@
                   </m:r>
                 </m:sub>
               </m:sSub>
-              <m:d>
-                <m:dPr>
-                  <m:begChr m:val="("/>
-                  <m:sepChr m:val=""/>
-                  <m:endChr m:val=")"/>
-                  <m:grow/>
-                </m:dPr>
-                <m:e>
-                  <m:r>
-                    <m:t>10</m:t>
-                  </m:r>
-                </m:e>
-              </m:d>
+              <m:r>
+                <m:rPr>
+                  <m:sty m:val="p"/>
+                </m:rPr>
+                <m:t>(</m:t>
+              </m:r>
+              <m:r>
+                <m:t>10</m:t>
+              </m:r>
+              <m:r>
+                <m:rPr>
+                  <m:sty m:val="p"/>
+                </m:rPr>
+                <m:t>)</m:t>
+              </m:r>
             </m:oMath>
           </w:p>
           <w:p>
@@ -2287,19 +2315,21 @@
                   </m:r>
                 </m:sub>
               </m:sSub>
-              <m:d>
-                <m:dPr>
-                  <m:begChr m:val="("/>
-                  <m:sepChr m:val=""/>
-                  <m:endChr m:val=")"/>
-                  <m:grow/>
-                </m:dPr>
-                <m:e>
-                  <m:r>
-                    <m:t>27</m:t>
-                  </m:r>
-                </m:e>
-              </m:d>
+              <m:r>
+                <m:rPr>
+                  <m:sty m:val="p"/>
+                </m:rPr>
+                <m:t>(</m:t>
+              </m:r>
+              <m:r>
+                <m:t>27</m:t>
+              </m:r>
+              <m:r>
+                <m:rPr>
+                  <m:sty m:val="p"/>
+                </m:rPr>
+                <m:t>)</m:t>
+              </m:r>
               <m:r>
                 <m:rPr>
                   <m:sty m:val="p"/>
@@ -2321,28 +2351,30 @@
                   </m:r>
                 </m:sub>
               </m:sSub>
-              <m:d>
-                <m:dPr>
-                  <m:begChr m:val="("/>
-                  <m:sepChr m:val=""/>
-                  <m:endChr m:val=")"/>
-                  <m:grow/>
-                </m:dPr>
-                <m:e>
-                  <m:r>
-                    <m:t>3</m:t>
-                  </m:r>
-                  <m:r>
-                    <m:rPr>
-                      <m:sty m:val="p"/>
-                    </m:rPr>
-                    <m:t>⋅</m:t>
-                  </m:r>
-                  <m:r>
-                    <m:t>9</m:t>
-                  </m:r>
-                </m:e>
-              </m:d>
+              <m:r>
+                <m:rPr>
+                  <m:sty m:val="p"/>
+                </m:rPr>
+                <m:t>(</m:t>
+              </m:r>
+              <m:r>
+                <m:t>3</m:t>
+              </m:r>
+              <m:r>
+                <m:rPr>
+                  <m:sty m:val="p"/>
+                </m:rPr>
+                <m:t>⋅</m:t>
+              </m:r>
+              <m:r>
+                <m:t>9</m:t>
+              </m:r>
+              <m:r>
+                <m:rPr>
+                  <m:sty m:val="p"/>
+                </m:rPr>
+                <m:t>)</m:t>
+              </m:r>
               <m:r>
                 <m:rPr>
                   <m:sty m:val="p"/>
@@ -2364,19 +2396,21 @@
                   </m:r>
                 </m:sub>
               </m:sSub>
-              <m:d>
-                <m:dPr>
-                  <m:begChr m:val="("/>
-                  <m:sepChr m:val=""/>
-                  <m:endChr m:val=")"/>
-                  <m:grow/>
-                </m:dPr>
-                <m:e>
-                  <m:r>
-                    <m:t>3</m:t>
-                  </m:r>
-                </m:e>
-              </m:d>
+              <m:r>
+                <m:rPr>
+                  <m:sty m:val="p"/>
+                </m:rPr>
+                <m:t>(</m:t>
+              </m:r>
+              <m:r>
+                <m:t>3</m:t>
+              </m:r>
+              <m:r>
+                <m:rPr>
+                  <m:sty m:val="p"/>
+                </m:rPr>
+                <m:t>)</m:t>
+              </m:r>
               <m:r>
                 <m:rPr>
                   <m:sty m:val="p"/>
@@ -2398,19 +2432,21 @@
                   </m:r>
                 </m:sub>
               </m:sSub>
-              <m:d>
-                <m:dPr>
-                  <m:begChr m:val="("/>
-                  <m:sepChr m:val=""/>
-                  <m:endChr m:val=")"/>
-                  <m:grow/>
-                </m:dPr>
-                <m:e>
-                  <m:r>
-                    <m:t>9</m:t>
-                  </m:r>
-                </m:e>
-              </m:d>
+              <m:r>
+                <m:rPr>
+                  <m:sty m:val="p"/>
+                </m:rPr>
+                <m:t>(</m:t>
+              </m:r>
+              <m:r>
+                <m:t>9</m:t>
+              </m:r>
+              <m:r>
+                <m:rPr>
+                  <m:sty m:val="p"/>
+                </m:rPr>
+                <m:t>)</m:t>
+              </m:r>
               <m:r>
                 <m:rPr>
                   <m:sty m:val="p"/>
@@ -2432,19 +2468,21 @@
                   </m:r>
                 </m:sub>
               </m:sSub>
-              <m:d>
-                <m:dPr>
-                  <m:begChr m:val="("/>
-                  <m:sepChr m:val=""/>
-                  <m:endChr m:val=")"/>
-                  <m:grow/>
-                </m:dPr>
-                <m:e>
-                  <m:r>
-                    <m:t>3</m:t>
-                  </m:r>
-                </m:e>
-              </m:d>
+              <m:r>
+                <m:rPr>
+                  <m:sty m:val="p"/>
+                </m:rPr>
+                <m:t>(</m:t>
+              </m:r>
+              <m:r>
+                <m:t>3</m:t>
+              </m:r>
+              <m:r>
+                <m:rPr>
+                  <m:sty m:val="p"/>
+                </m:rPr>
+                <m:t>)</m:t>
+              </m:r>
               <m:r>
                 <m:rPr>
                   <m:sty m:val="p"/>
@@ -2466,19 +2504,21 @@
                   </m:r>
                 </m:sub>
               </m:sSub>
-              <m:d>
-                <m:dPr>
-                  <m:begChr m:val="("/>
-                  <m:sepChr m:val=""/>
-                  <m:endChr m:val=")"/>
-                  <m:grow/>
-                </m:dPr>
-                <m:e>
-                  <m:r>
-                    <m:t>3</m:t>
-                  </m:r>
-                </m:e>
-              </m:d>
+              <m:r>
+                <m:rPr>
+                  <m:sty m:val="p"/>
+                </m:rPr>
+                <m:t>(</m:t>
+              </m:r>
+              <m:r>
+                <m:t>3</m:t>
+              </m:r>
+              <m:r>
+                <m:rPr>
+                  <m:sty m:val="p"/>
+                </m:rPr>
+                <m:t>)</m:t>
+              </m:r>
               <m:r>
                 <m:rPr>
                   <m:sty m:val="p"/>
@@ -2500,19 +2540,21 @@
                   </m:r>
                 </m:sub>
               </m:sSub>
-              <m:d>
-                <m:dPr>
-                  <m:begChr m:val="("/>
-                  <m:sepChr m:val=""/>
-                  <m:endChr m:val=")"/>
-                  <m:grow/>
-                </m:dPr>
-                <m:e>
-                  <m:r>
-                    <m:t>3</m:t>
-                  </m:r>
-                </m:e>
-              </m:d>
+              <m:r>
+                <m:rPr>
+                  <m:sty m:val="p"/>
+                </m:rPr>
+                <m:t>(</m:t>
+              </m:r>
+              <m:r>
+                <m:t>3</m:t>
+              </m:r>
+              <m:r>
+                <m:rPr>
+                  <m:sty m:val="p"/>
+                </m:rPr>
+                <m:t>)</m:t>
+              </m:r>
             </m:oMath>
           </w:p>
           <w:p>
@@ -2538,40 +2580,42 @@
                   </m:r>
                 </m:sub>
               </m:sSub>
-              <m:d>
-                <m:dPr>
-                  <m:begChr m:val="("/>
-                  <m:sepChr m:val=""/>
-                  <m:endChr m:val=")"/>
-                  <m:grow/>
-                </m:dPr>
+              <m:r>
+                <m:rPr>
+                  <m:sty m:val="p"/>
+                </m:rPr>
+                <m:t>(</m:t>
+              </m:r>
+              <m:sSup>
                 <m:e>
-                  <m:sSup>
-                    <m:e>
-                      <m:r>
-                        <m:t>x</m:t>
-                      </m:r>
-                    </m:e>
-                    <m:sup>
-                      <m:r>
-                        <m:t>4</m:t>
-                      </m:r>
-                    </m:sup>
-                  </m:sSup>
-                  <m:sSup>
-                    <m:e>
-                      <m:r>
-                        <m:t>y</m:t>
-                      </m:r>
-                    </m:e>
-                    <m:sup>
-                      <m:r>
-                        <m:t>4</m:t>
-                      </m:r>
-                    </m:sup>
-                  </m:sSup>
+                  <m:r>
+                    <m:t>x</m:t>
+                  </m:r>
                 </m:e>
-              </m:d>
+                <m:sup>
+                  <m:r>
+                    <m:t>4</m:t>
+                  </m:r>
+                </m:sup>
+              </m:sSup>
+              <m:sSup>
+                <m:e>
+                  <m:r>
+                    <m:t>y</m:t>
+                  </m:r>
+                </m:e>
+                <m:sup>
+                  <m:r>
+                    <m:t>4</m:t>
+                  </m:r>
+                </m:sup>
+              </m:sSup>
+              <m:r>
+                <m:rPr>
+                  <m:sty m:val="p"/>
+                </m:rPr>
+                <m:t>)</m:t>
+              </m:r>
               <m:r>
                 <m:rPr>
                   <m:sty m:val="p"/>
@@ -2593,28 +2637,30 @@
                   </m:r>
                 </m:sub>
               </m:sSub>
-              <m:d>
-                <m:dPr>
-                  <m:begChr m:val="("/>
-                  <m:sepChr m:val=""/>
-                  <m:endChr m:val=")"/>
-                  <m:grow/>
-                </m:dPr>
+              <m:r>
+                <m:rPr>
+                  <m:sty m:val="p"/>
+                </m:rPr>
+                <m:t>(</m:t>
+              </m:r>
+              <m:sSup>
                 <m:e>
-                  <m:sSup>
-                    <m:e>
-                      <m:r>
-                        <m:t>x</m:t>
-                      </m:r>
-                    </m:e>
-                    <m:sup>
-                      <m:r>
-                        <m:t>4</m:t>
-                      </m:r>
-                    </m:sup>
-                  </m:sSup>
+                  <m:r>
+                    <m:t>x</m:t>
+                  </m:r>
                 </m:e>
-              </m:d>
+                <m:sup>
+                  <m:r>
+                    <m:t>4</m:t>
+                  </m:r>
+                </m:sup>
+              </m:sSup>
+              <m:r>
+                <m:rPr>
+                  <m:sty m:val="p"/>
+                </m:rPr>
+                <m:t>)</m:t>
+              </m:r>
               <m:r>
                 <m:rPr>
                   <m:sty m:val="p"/>
@@ -2636,28 +2682,30 @@
                   </m:r>
                 </m:sub>
               </m:sSub>
-              <m:d>
-                <m:dPr>
-                  <m:begChr m:val="("/>
-                  <m:sepChr m:val=""/>
-                  <m:endChr m:val=")"/>
-                  <m:grow/>
-                </m:dPr>
+              <m:r>
+                <m:rPr>
+                  <m:sty m:val="p"/>
+                </m:rPr>
+                <m:t>(</m:t>
+              </m:r>
+              <m:sSup>
                 <m:e>
-                  <m:sSup>
-                    <m:e>
-                      <m:r>
-                        <m:t>y</m:t>
-                      </m:r>
-                    </m:e>
-                    <m:sup>
-                      <m:r>
-                        <m:t>4</m:t>
-                      </m:r>
-                    </m:sup>
-                  </m:sSup>
+                  <m:r>
+                    <m:t>y</m:t>
+                  </m:r>
                 </m:e>
-              </m:d>
+                <m:sup>
+                  <m:r>
+                    <m:t>4</m:t>
+                  </m:r>
+                </m:sup>
+              </m:sSup>
+              <m:r>
+                <m:rPr>
+                  <m:sty m:val="p"/>
+                </m:rPr>
+                <m:t>)</m:t>
+              </m:r>
             </m:oMath>
             <w:r>
               <w:t xml:space="preserve">.</w:t>
@@ -2715,18 +2763,18 @@
                 <wp:inline>
                   <wp:extent cx="152400" cy="152400"/>
                   <wp:effectExtent b="0" l="0" r="0" t="0"/>
-                  <wp:docPr descr="" title="" id="39" name="Picture"/>
+                  <wp:docPr descr="" title="" id="28" name="Picture"/>
                   <a:graphic>
                     <a:graphicData uri="http://schemas.openxmlformats.org/drawingml/2006/picture">
                       <pic:pic>
                         <pic:nvPicPr>
-                          <pic:cNvPr descr="/Applications/quarto/share/formats/docx/note.png" id="40" name="Picture"/>
+                          <pic:cNvPr descr="/Applications/quarto/share/formats/docx/note.png" id="29" name="Picture"/>
                           <pic:cNvPicPr>
                             <a:picLocks noChangeArrowheads="1" noChangeAspect="1"/>
                           </pic:cNvPicPr>
                         </pic:nvPicPr>
                         <pic:blipFill>
-                          <a:blip r:embed="rId21"/>
+                          <a:blip r:embed="rId10"/>
                           <a:stretch>
                             <a:fillRect/>
                           </a:stretch>
@@ -2853,19 +2901,21 @@
                     </m:r>
                   </m:sub>
                 </m:sSub>
-                <m:d>
-                  <m:dPr>
-                    <m:begChr m:val="("/>
-                    <m:sepChr m:val=""/>
-                    <m:endChr m:val=")"/>
-                    <m:grow/>
-                  </m:dPr>
-                  <m:e>
-                    <m:r>
-                      <m:t>M</m:t>
-                    </m:r>
-                  </m:e>
-                </m:d>
+                <m:r>
+                  <m:rPr>
+                    <m:sty m:val="p"/>
+                  </m:rPr>
+                  <m:t>(</m:t>
+                </m:r>
+                <m:r>
+                  <m:t>M</m:t>
+                </m:r>
+                <m:r>
+                  <m:rPr>
+                    <m:sty m:val="p"/>
+                  </m:rPr>
+                  <m:t>)</m:t>
+                </m:r>
                 <m:r>
                   <m:rPr>
                     <m:sty m:val="p"/>
@@ -2887,19 +2937,21 @@
                     </m:r>
                   </m:sub>
                 </m:sSub>
-                <m:d>
-                  <m:dPr>
-                    <m:begChr m:val="("/>
-                    <m:sepChr m:val=""/>
-                    <m:endChr m:val=")"/>
-                    <m:grow/>
-                  </m:dPr>
-                  <m:e>
-                    <m:r>
-                      <m:t>N</m:t>
-                    </m:r>
-                  </m:e>
-                </m:d>
+                <m:r>
+                  <m:rPr>
+                    <m:sty m:val="p"/>
+                  </m:rPr>
+                  <m:t>(</m:t>
+                </m:r>
+                <m:r>
+                  <m:t>N</m:t>
+                </m:r>
+                <m:r>
+                  <m:rPr>
+                    <m:sty m:val="p"/>
+                  </m:rPr>
+                  <m:t>)</m:t>
+                </m:r>
               </m:oMath>
             </m:oMathPara>
           </w:p>
@@ -2992,18 +3044,18 @@
                 <wp:inline>
                   <wp:extent cx="152400" cy="152400"/>
                   <wp:effectExtent b="0" l="0" r="0" t="0"/>
-                  <wp:docPr descr="" title="" id="41" name="Picture"/>
+                  <wp:docPr descr="" title="" id="30" name="Picture"/>
                   <a:graphic>
                     <a:graphicData uri="http://schemas.openxmlformats.org/drawingml/2006/picture">
                       <pic:pic>
                         <pic:nvPicPr>
-                          <pic:cNvPr descr="/Applications/quarto/share/formats/docx/note.png" id="42" name="Picture"/>
+                          <pic:cNvPr descr="/Applications/quarto/share/formats/docx/note.png" id="31" name="Picture"/>
                           <pic:cNvPicPr>
                             <a:picLocks noChangeArrowheads="1" noChangeAspect="1"/>
                           </pic:cNvPicPr>
                         </pic:nvPicPr>
                         <pic:blipFill>
-                          <a:blip r:embed="rId21"/>
+                          <a:blip r:embed="rId10"/>
                           <a:stretch>
                             <a:fillRect/>
                           </a:stretch>
@@ -3116,19 +3168,21 @@
                   </m:r>
                 </m:sub>
               </m:sSub>
-              <m:d>
-                <m:dPr>
-                  <m:begChr m:val="("/>
-                  <m:sepChr m:val=""/>
-                  <m:endChr m:val=")"/>
-                  <m:grow/>
-                </m:dPr>
-                <m:e>
-                  <m:r>
-                    <m:t>5</m:t>
-                  </m:r>
-                </m:e>
-              </m:d>
+              <m:r>
+                <m:rPr>
+                  <m:sty m:val="p"/>
+                </m:rPr>
+                <m:t>(</m:t>
+              </m:r>
+              <m:r>
+                <m:t>5</m:t>
+              </m:r>
+              <m:r>
+                <m:rPr>
+                  <m:sty m:val="p"/>
+                </m:rPr>
+                <m:t>)</m:t>
+              </m:r>
               <m:r>
                 <m:rPr>
                   <m:sty m:val="p"/>
@@ -3150,19 +3204,21 @@
                   </m:r>
                 </m:sub>
               </m:sSub>
-              <m:d>
-                <m:dPr>
-                  <m:begChr m:val="("/>
-                  <m:sepChr m:val=""/>
-                  <m:endChr m:val=")"/>
-                  <m:grow/>
-                </m:dPr>
-                <m:e>
-                  <m:r>
-                    <m:t>4</m:t>
-                  </m:r>
-                </m:e>
-              </m:d>
+              <m:r>
+                <m:rPr>
+                  <m:sty m:val="p"/>
+                </m:rPr>
+                <m:t>(</m:t>
+              </m:r>
+              <m:r>
+                <m:t>4</m:t>
+              </m:r>
+              <m:r>
+                <m:rPr>
+                  <m:sty m:val="p"/>
+                </m:rPr>
+                <m:t>)</m:t>
+              </m:r>
             </m:oMath>
           </w:p>
           <w:p>
@@ -3188,19 +3244,21 @@
                   </m:r>
                 </m:sub>
               </m:sSub>
-              <m:d>
-                <m:dPr>
-                  <m:begChr m:val="("/>
-                  <m:sepChr m:val=""/>
-                  <m:endChr m:val=")"/>
-                  <m:grow/>
-                </m:dPr>
-                <m:e>
-                  <m:r>
-                    <m:t>27</m:t>
-                  </m:r>
-                </m:e>
-              </m:d>
+              <m:r>
+                <m:rPr>
+                  <m:sty m:val="p"/>
+                </m:rPr>
+                <m:t>(</m:t>
+              </m:r>
+              <m:r>
+                <m:t>27</m:t>
+              </m:r>
+              <m:r>
+                <m:rPr>
+                  <m:sty m:val="p"/>
+                </m:rPr>
+                <m:t>)</m:t>
+              </m:r>
               <m:r>
                 <m:rPr>
                   <m:sty m:val="p"/>
@@ -3268,19 +3326,21 @@
                   </m:r>
                 </m:sub>
               </m:sSub>
-              <m:d>
-                <m:dPr>
-                  <m:begChr m:val="("/>
-                  <m:sepChr m:val=""/>
-                  <m:endChr m:val=")"/>
-                  <m:grow/>
-                </m:dPr>
-                <m:e>
-                  <m:r>
-                    <m:t>54</m:t>
-                  </m:r>
-                </m:e>
-              </m:d>
+              <m:r>
+                <m:rPr>
+                  <m:sty m:val="p"/>
+                </m:rPr>
+                <m:t>(</m:t>
+              </m:r>
+              <m:r>
+                <m:t>54</m:t>
+              </m:r>
+              <m:r>
+                <m:rPr>
+                  <m:sty m:val="p"/>
+                </m:rPr>
+                <m:t>)</m:t>
+              </m:r>
               <m:r>
                 <m:rPr>
                   <m:sty m:val="p"/>
@@ -3302,19 +3362,21 @@
                   </m:r>
                 </m:sub>
               </m:sSub>
-              <m:d>
-                <m:dPr>
-                  <m:begChr m:val="("/>
-                  <m:sepChr m:val=""/>
-                  <m:endChr m:val=")"/>
-                  <m:grow/>
-                </m:dPr>
-                <m:e>
-                  <m:r>
-                    <m:t>2</m:t>
-                  </m:r>
-                </m:e>
-              </m:d>
+              <m:r>
+                <m:rPr>
+                  <m:sty m:val="p"/>
+                </m:rPr>
+                <m:t>(</m:t>
+              </m:r>
+              <m:r>
+                <m:t>2</m:t>
+              </m:r>
+              <m:r>
+                <m:rPr>
+                  <m:sty m:val="p"/>
+                </m:rPr>
+                <m:t>)</m:t>
+              </m:r>
             </m:oMath>
           </w:p>
           <w:p>
@@ -3340,46 +3402,48 @@
                   </m:r>
                 </m:sub>
               </m:sSub>
-              <m:d>
-                <m:dPr>
-                  <m:begChr m:val="("/>
-                  <m:sepChr m:val=""/>
-                  <m:endChr m:val=")"/>
-                  <m:grow/>
-                </m:dPr>
+              <m:r>
+                <m:rPr>
+                  <m:sty m:val="p"/>
+                </m:rPr>
+                <m:t>(</m:t>
+              </m:r>
+              <m:sSup>
                 <m:e>
-                  <m:sSup>
-                    <m:e>
-                      <m:r>
-                        <m:t>x</m:t>
-                      </m:r>
-                    </m:e>
-                    <m:sup>
-                      <m:r>
-                        <m:t>4</m:t>
-                      </m:r>
-                    </m:sup>
-                  </m:sSup>
-                  <m:sSup>
-                    <m:e>
-                      <m:r>
-                        <m:t>y</m:t>
-                      </m:r>
-                    </m:e>
-                    <m:sup>
-                      <m:r>
-                        <m:rPr>
-                          <m:sty m:val="p"/>
-                        </m:rPr>
-                        <m:t>−</m:t>
-                      </m:r>
-                      <m:r>
-                        <m:t>4</m:t>
-                      </m:r>
-                    </m:sup>
-                  </m:sSup>
+                  <m:r>
+                    <m:t>x</m:t>
+                  </m:r>
                 </m:e>
-              </m:d>
+                <m:sup>
+                  <m:r>
+                    <m:t>4</m:t>
+                  </m:r>
+                </m:sup>
+              </m:sSup>
+              <m:sSup>
+                <m:e>
+                  <m:r>
+                    <m:t>y</m:t>
+                  </m:r>
+                </m:e>
+                <m:sup>
+                  <m:r>
+                    <m:rPr>
+                      <m:sty m:val="p"/>
+                    </m:rPr>
+                    <m:t>−</m:t>
+                  </m:r>
+                  <m:r>
+                    <m:t>4</m:t>
+                  </m:r>
+                </m:sup>
+              </m:sSup>
+              <m:r>
+                <m:rPr>
+                  <m:sty m:val="p"/>
+                </m:rPr>
+                <m:t>)</m:t>
+              </m:r>
               <m:r>
                 <m:rPr>
                   <m:sty m:val="p"/>
@@ -3465,28 +3529,30 @@
                   </m:r>
                 </m:sub>
               </m:sSub>
-              <m:d>
-                <m:dPr>
-                  <m:begChr m:val="("/>
-                  <m:sepChr m:val=""/>
-                  <m:endChr m:val=")"/>
-                  <m:grow/>
-                </m:dPr>
+              <m:r>
+                <m:rPr>
+                  <m:sty m:val="p"/>
+                </m:rPr>
+                <m:t>(</m:t>
+              </m:r>
+              <m:sSup>
                 <m:e>
-                  <m:sSup>
-                    <m:e>
-                      <m:r>
-                        <m:t>x</m:t>
-                      </m:r>
-                    </m:e>
-                    <m:sup>
-                      <m:r>
-                        <m:t>4</m:t>
-                      </m:r>
-                    </m:sup>
-                  </m:sSup>
+                  <m:r>
+                    <m:t>x</m:t>
+                  </m:r>
                 </m:e>
-              </m:d>
+                <m:sup>
+                  <m:r>
+                    <m:t>4</m:t>
+                  </m:r>
+                </m:sup>
+              </m:sSup>
+              <m:r>
+                <m:rPr>
+                  <m:sty m:val="p"/>
+                </m:rPr>
+                <m:t>)</m:t>
+              </m:r>
               <m:r>
                 <m:rPr>
                   <m:sty m:val="p"/>
@@ -3508,28 +3574,30 @@
                   </m:r>
                 </m:sub>
               </m:sSub>
-              <m:d>
-                <m:dPr>
-                  <m:begChr m:val="("/>
-                  <m:sepChr m:val=""/>
-                  <m:endChr m:val=")"/>
-                  <m:grow/>
-                </m:dPr>
+              <m:r>
+                <m:rPr>
+                  <m:sty m:val="p"/>
+                </m:rPr>
+                <m:t>(</m:t>
+              </m:r>
+              <m:sSup>
                 <m:e>
-                  <m:sSup>
-                    <m:e>
-                      <m:r>
-                        <m:t>y</m:t>
-                      </m:r>
-                    </m:e>
-                    <m:sup>
-                      <m:r>
-                        <m:t>4</m:t>
-                      </m:r>
-                    </m:sup>
-                  </m:sSup>
+                  <m:r>
+                    <m:t>y</m:t>
+                  </m:r>
                 </m:e>
-              </m:d>
+                <m:sup>
+                  <m:r>
+                    <m:t>4</m:t>
+                  </m:r>
+                </m:sup>
+              </m:sSup>
+              <m:r>
+                <m:rPr>
+                  <m:sty m:val="p"/>
+                </m:rPr>
+                <m:t>)</m:t>
+              </m:r>
             </m:oMath>
             <w:r>
               <w:t xml:space="preserve">.</w:t>
@@ -3587,18 +3655,18 @@
                 <wp:inline>
                   <wp:extent cx="152400" cy="152400"/>
                   <wp:effectExtent b="0" l="0" r="0" t="0"/>
-                  <wp:docPr descr="" title="" id="43" name="Picture"/>
+                  <wp:docPr descr="" title="" id="32" name="Picture"/>
                   <a:graphic>
                     <a:graphicData uri="http://schemas.openxmlformats.org/drawingml/2006/picture">
                       <pic:pic>
                         <pic:nvPicPr>
-                          <pic:cNvPr descr="/Applications/quarto/share/formats/docx/note.png" id="44" name="Picture"/>
+                          <pic:cNvPr descr="/Applications/quarto/share/formats/docx/note.png" id="33" name="Picture"/>
                           <pic:cNvPicPr>
                             <a:picLocks noChangeArrowheads="1" noChangeAspect="1"/>
                           </pic:cNvPicPr>
                         </pic:nvPicPr>
                         <pic:blipFill>
-                          <a:blip r:embed="rId21"/>
+                          <a:blip r:embed="rId10"/>
                           <a:stretch>
                             <a:fillRect/>
                           </a:stretch>
@@ -3679,28 +3747,30 @@
                     </m:r>
                   </m:sub>
                 </m:sSub>
-                <m:d>
-                  <m:dPr>
-                    <m:begChr m:val="("/>
-                    <m:sepChr m:val=""/>
-                    <m:endChr m:val=")"/>
-                    <m:grow/>
-                  </m:dPr>
+                <m:r>
+                  <m:rPr>
+                    <m:sty m:val="p"/>
+                  </m:rPr>
+                  <m:t>(</m:t>
+                </m:r>
+                <m:sSup>
                   <m:e>
-                    <m:sSup>
-                      <m:e>
-                        <m:r>
-                          <m:t>M</m:t>
-                        </m:r>
-                      </m:e>
-                      <m:sup>
-                        <m:r>
-                          <m:t>k</m:t>
-                        </m:r>
-                      </m:sup>
-                    </m:sSup>
+                    <m:r>
+                      <m:t>M</m:t>
+                    </m:r>
                   </m:e>
-                </m:d>
+                  <m:sup>
+                    <m:r>
+                      <m:t>k</m:t>
+                    </m:r>
+                  </m:sup>
+                </m:sSup>
+                <m:r>
+                  <m:rPr>
+                    <m:sty m:val="p"/>
+                  </m:rPr>
+                  <m:t>)</m:t>
+                </m:r>
                 <m:r>
                   <m:rPr>
                     <m:sty m:val="p"/>
@@ -3731,19 +3801,21 @@
                     </m:r>
                   </m:sub>
                 </m:sSub>
-                <m:d>
-                  <m:dPr>
-                    <m:begChr m:val="("/>
-                    <m:sepChr m:val=""/>
-                    <m:endChr m:val=")"/>
-                    <m:grow/>
-                  </m:dPr>
-                  <m:e>
-                    <m:r>
-                      <m:t>M</m:t>
-                    </m:r>
-                  </m:e>
-                </m:d>
+                <m:r>
+                  <m:rPr>
+                    <m:sty m:val="p"/>
+                  </m:rPr>
+                  <m:t>(</m:t>
+                </m:r>
+                <m:r>
+                  <m:t>M</m:t>
+                </m:r>
+                <m:r>
+                  <m:rPr>
+                    <m:sty m:val="p"/>
+                  </m:rPr>
+                  <m:t>)</m:t>
+                </m:r>
               </m:oMath>
             </m:oMathPara>
           </w:p>
@@ -3807,18 +3879,18 @@
                 <wp:inline>
                   <wp:extent cx="152400" cy="152400"/>
                   <wp:effectExtent b="0" l="0" r="0" t="0"/>
-                  <wp:docPr descr="" title="" id="45" name="Picture"/>
+                  <wp:docPr descr="" title="" id="34" name="Picture"/>
                   <a:graphic>
                     <a:graphicData uri="http://schemas.openxmlformats.org/drawingml/2006/picture">
                       <pic:pic>
                         <pic:nvPicPr>
-                          <pic:cNvPr descr="/Applications/quarto/share/formats/docx/note.png" id="46" name="Picture"/>
+                          <pic:cNvPr descr="/Applications/quarto/share/formats/docx/note.png" id="35" name="Picture"/>
                           <pic:cNvPicPr>
                             <a:picLocks noChangeArrowheads="1" noChangeAspect="1"/>
                           </pic:cNvPicPr>
                         </pic:nvPicPr>
                         <pic:blipFill>
-                          <a:blip r:embed="rId21"/>
+                          <a:blip r:embed="rId10"/>
                           <a:stretch>
                             <a:fillRect/>
                           </a:stretch>
@@ -3885,19 +3957,21 @@
                   </m:r>
                 </m:sub>
               </m:sSub>
-              <m:d>
-                <m:dPr>
-                  <m:begChr m:val="("/>
-                  <m:sepChr m:val=""/>
-                  <m:endChr m:val=")"/>
-                  <m:grow/>
-                </m:dPr>
-                <m:e>
-                  <m:r>
-                    <m:t>4</m:t>
-                  </m:r>
-                </m:e>
-              </m:d>
+              <m:r>
+                <m:rPr>
+                  <m:sty m:val="p"/>
+                </m:rPr>
+                <m:t>(</m:t>
+              </m:r>
+              <m:r>
+                <m:t>4</m:t>
+              </m:r>
+              <m:r>
+                <m:rPr>
+                  <m:sty m:val="p"/>
+                </m:rPr>
+                <m:t>)</m:t>
+              </m:r>
               <m:r>
                 <m:rPr>
                   <m:sty m:val="p"/>
@@ -3916,6 +3990,293 @@
                 <m:sub>
                   <m:r>
                     <m:t>a</m:t>
+                  </m:r>
+                </m:sub>
+              </m:sSub>
+              <m:r>
+                <m:rPr>
+                  <m:sty m:val="p"/>
+                </m:rPr>
+                <m:t>(</m:t>
+              </m:r>
+              <m:sSup>
+                <m:e>
+                  <m:r>
+                    <m:t>2</m:t>
+                  </m:r>
+                </m:e>
+                <m:sup>
+                  <m:r>
+                    <m:t>2</m:t>
+                  </m:r>
+                </m:sup>
+              </m:sSup>
+              <m:r>
+                <m:rPr>
+                  <m:sty m:val="p"/>
+                </m:rPr>
+                <m:t>)</m:t>
+              </m:r>
+              <m:r>
+                <m:rPr>
+                  <m:sty m:val="p"/>
+                </m:rPr>
+                <m:t>=</m:t>
+              </m:r>
+              <m:r>
+                <m:t>2</m:t>
+              </m:r>
+              <m:r>
+                <m:rPr>
+                  <m:sty m:val="p"/>
+                </m:rPr>
+                <m:t>⋅</m:t>
+              </m:r>
+              <m:sSub>
+                <m:e>
+                  <m:r>
+                    <m:rPr>
+                      <m:sty m:val="p"/>
+                    </m:rPr>
+                    <m:t>log</m:t>
+                  </m:r>
+                </m:e>
+                <m:sub>
+                  <m:r>
+                    <m:t>a</m:t>
+                  </m:r>
+                </m:sub>
+              </m:sSub>
+              <m:r>
+                <m:rPr>
+                  <m:sty m:val="p"/>
+                </m:rPr>
+                <m:t>(</m:t>
+              </m:r>
+              <m:r>
+                <m:t>2</m:t>
+              </m:r>
+              <m:r>
+                <m:rPr>
+                  <m:sty m:val="p"/>
+                </m:rPr>
+                <m:t>)</m:t>
+              </m:r>
+            </m:oMath>
+          </w:p>
+          <w:p>
+            <w:pPr>
+              <w:numPr>
+                <w:ilvl w:val="0"/>
+                <w:numId w:val="1003"/>
+              </w:numPr>
+            </w:pPr>
+            <m:oMath>
+              <m:sSub>
+                <m:e>
+                  <m:r>
+                    <m:rPr>
+                      <m:sty m:val="p"/>
+                    </m:rPr>
+                    <m:t>log</m:t>
+                  </m:r>
+                </m:e>
+                <m:sub>
+                  <m:r>
+                    <m:t>a</m:t>
+                  </m:r>
+                </m:sub>
+              </m:sSub>
+              <m:r>
+                <m:rPr>
+                  <m:sty m:val="p"/>
+                </m:rPr>
+                <m:t>(</m:t>
+              </m:r>
+              <m:r>
+                <m:t>27</m:t>
+              </m:r>
+              <m:r>
+                <m:rPr>
+                  <m:sty m:val="p"/>
+                </m:rPr>
+                <m:t>)</m:t>
+              </m:r>
+              <m:r>
+                <m:rPr>
+                  <m:sty m:val="p"/>
+                </m:rPr>
+                <m:t>=</m:t>
+              </m:r>
+              <m:sSub>
+                <m:e>
+                  <m:r>
+                    <m:rPr>
+                      <m:sty m:val="p"/>
+                    </m:rPr>
+                    <m:t>log</m:t>
+                  </m:r>
+                </m:e>
+                <m:sub>
+                  <m:r>
+                    <m:t>a</m:t>
+                  </m:r>
+                </m:sub>
+              </m:sSub>
+              <m:r>
+                <m:rPr>
+                  <m:sty m:val="p"/>
+                </m:rPr>
+                <m:t>(</m:t>
+              </m:r>
+              <m:sSup>
+                <m:e>
+                  <m:r>
+                    <m:t>3</m:t>
+                  </m:r>
+                </m:e>
+                <m:sup>
+                  <m:r>
+                    <m:t>3</m:t>
+                  </m:r>
+                </m:sup>
+              </m:sSup>
+              <m:r>
+                <m:rPr>
+                  <m:sty m:val="p"/>
+                </m:rPr>
+                <m:t>)</m:t>
+              </m:r>
+              <m:r>
+                <m:rPr>
+                  <m:sty m:val="p"/>
+                </m:rPr>
+                <m:t>=</m:t>
+              </m:r>
+              <m:r>
+                <m:t>3</m:t>
+              </m:r>
+              <m:r>
+                <m:rPr>
+                  <m:sty m:val="p"/>
+                </m:rPr>
+                <m:t>⋅</m:t>
+              </m:r>
+              <m:sSub>
+                <m:e>
+                  <m:r>
+                    <m:rPr>
+                      <m:sty m:val="p"/>
+                    </m:rPr>
+                    <m:t>log</m:t>
+                  </m:r>
+                </m:e>
+                <m:sub>
+                  <m:r>
+                    <m:t>a</m:t>
+                  </m:r>
+                </m:sub>
+              </m:sSub>
+              <m:r>
+                <m:rPr>
+                  <m:sty m:val="p"/>
+                </m:rPr>
+                <m:t>(</m:t>
+              </m:r>
+              <m:r>
+                <m:t>3</m:t>
+              </m:r>
+              <m:r>
+                <m:rPr>
+                  <m:sty m:val="p"/>
+                </m:rPr>
+                <m:t>)</m:t>
+              </m:r>
+            </m:oMath>
+          </w:p>
+          <w:p>
+            <w:pPr>
+              <w:numPr>
+                <w:ilvl w:val="0"/>
+                <w:numId w:val="1003"/>
+              </w:numPr>
+            </w:pPr>
+            <w:r>
+              <w:t xml:space="preserve">Using the laws of indices,</w:t>
+            </w:r>
+            <w:r>
+              <w:t xml:space="preserve"> </w:t>
+            </w:r>
+            <m:oMath>
+              <m:sSub>
+                <m:e>
+                  <m:r>
+                    <m:rPr>
+                      <m:sty m:val="p"/>
+                    </m:rPr>
+                    <m:t>log</m:t>
+                  </m:r>
+                </m:e>
+                <m:sub>
+                  <m:r>
+                    <m:t>2</m:t>
+                  </m:r>
+                </m:sub>
+              </m:sSub>
+              <m:r>
+                <m:rPr>
+                  <m:sty m:val="p"/>
+                </m:rPr>
+                <m:t>(</m:t>
+              </m:r>
+              <m:sSup>
+                <m:e>
+                  <m:r>
+                    <m:t>x</m:t>
+                  </m:r>
+                </m:e>
+                <m:sup>
+                  <m:r>
+                    <m:t>4</m:t>
+                  </m:r>
+                </m:sup>
+              </m:sSup>
+              <m:sSup>
+                <m:e>
+                  <m:r>
+                    <m:t>y</m:t>
+                  </m:r>
+                </m:e>
+                <m:sup>
+                  <m:r>
+                    <m:t>4</m:t>
+                  </m:r>
+                </m:sup>
+              </m:sSup>
+              <m:r>
+                <m:rPr>
+                  <m:sty m:val="p"/>
+                </m:rPr>
+                <m:t>)</m:t>
+              </m:r>
+              <m:r>
+                <m:rPr>
+                  <m:sty m:val="p"/>
+                </m:rPr>
+                <m:t>=</m:t>
+              </m:r>
+              <m:sSub>
+                <m:e>
+                  <m:r>
+                    <m:rPr>
+                      <m:sty m:val="p"/>
+                    </m:rPr>
+                    <m:t>log</m:t>
+                  </m:r>
+                </m:e>
+                <m:sub>
+                  <m:r>
+                    <m:t>2</m:t>
                   </m:r>
                 </m:sub>
               </m:sSub>
@@ -3927,242 +4288,25 @@
                   <m:grow/>
                 </m:dPr>
                 <m:e>
+                  <m:r>
+                    <m:rPr>
+                      <m:sty m:val="p"/>
+                    </m:rPr>
+                    <m:t>(</m:t>
+                  </m:r>
+                  <m:r>
+                    <m:t>x</m:t>
+                  </m:r>
+                  <m:r>
+                    <m:t>y</m:t>
+                  </m:r>
                   <m:sSup>
                     <m:e>
                       <m:r>
-                        <m:t>2</m:t>
-                      </m:r>
-                    </m:e>
-                    <m:sup>
-                      <m:r>
-                        <m:t>2</m:t>
-                      </m:r>
-                    </m:sup>
-                  </m:sSup>
-                </m:e>
-              </m:d>
-              <m:r>
-                <m:rPr>
-                  <m:sty m:val="p"/>
-                </m:rPr>
-                <m:t>=</m:t>
-              </m:r>
-              <m:r>
-                <m:t>2</m:t>
-              </m:r>
-              <m:r>
-                <m:rPr>
-                  <m:sty m:val="p"/>
-                </m:rPr>
-                <m:t>⋅</m:t>
-              </m:r>
-              <m:sSub>
-                <m:e>
-                  <m:r>
-                    <m:rPr>
-                      <m:sty m:val="p"/>
-                    </m:rPr>
-                    <m:t>log</m:t>
-                  </m:r>
-                </m:e>
-                <m:sub>
-                  <m:r>
-                    <m:t>a</m:t>
-                  </m:r>
-                </m:sub>
-              </m:sSub>
-              <m:d>
-                <m:dPr>
-                  <m:begChr m:val="("/>
-                  <m:sepChr m:val=""/>
-                  <m:endChr m:val=")"/>
-                  <m:grow/>
-                </m:dPr>
-                <m:e>
-                  <m:r>
-                    <m:t>2</m:t>
-                  </m:r>
-                </m:e>
-              </m:d>
-            </m:oMath>
-          </w:p>
-          <w:p>
-            <w:pPr>
-              <w:numPr>
-                <w:ilvl w:val="0"/>
-                <w:numId w:val="1003"/>
-              </w:numPr>
-            </w:pPr>
-            <m:oMath>
-              <m:sSub>
-                <m:e>
-                  <m:r>
-                    <m:rPr>
-                      <m:sty m:val="p"/>
-                    </m:rPr>
-                    <m:t>log</m:t>
-                  </m:r>
-                </m:e>
-                <m:sub>
-                  <m:r>
-                    <m:t>a</m:t>
-                  </m:r>
-                </m:sub>
-              </m:sSub>
-              <m:d>
-                <m:dPr>
-                  <m:begChr m:val="("/>
-                  <m:sepChr m:val=""/>
-                  <m:endChr m:val=")"/>
-                  <m:grow/>
-                </m:dPr>
-                <m:e>
-                  <m:r>
-                    <m:t>27</m:t>
-                  </m:r>
-                </m:e>
-              </m:d>
-              <m:r>
-                <m:rPr>
-                  <m:sty m:val="p"/>
-                </m:rPr>
-                <m:t>=</m:t>
-              </m:r>
-              <m:sSub>
-                <m:e>
-                  <m:r>
-                    <m:rPr>
-                      <m:sty m:val="p"/>
-                    </m:rPr>
-                    <m:t>log</m:t>
-                  </m:r>
-                </m:e>
-                <m:sub>
-                  <m:r>
-                    <m:t>a</m:t>
-                  </m:r>
-                </m:sub>
-              </m:sSub>
-              <m:d>
-                <m:dPr>
-                  <m:begChr m:val="("/>
-                  <m:sepChr m:val=""/>
-                  <m:endChr m:val=")"/>
-                  <m:grow/>
-                </m:dPr>
-                <m:e>
-                  <m:sSup>
-                    <m:e>
-                      <m:r>
-                        <m:t>3</m:t>
-                      </m:r>
-                    </m:e>
-                    <m:sup>
-                      <m:r>
-                        <m:t>3</m:t>
-                      </m:r>
-                    </m:sup>
-                  </m:sSup>
-                </m:e>
-              </m:d>
-              <m:r>
-                <m:rPr>
-                  <m:sty m:val="p"/>
-                </m:rPr>
-                <m:t>=</m:t>
-              </m:r>
-              <m:r>
-                <m:t>3</m:t>
-              </m:r>
-              <m:r>
-                <m:rPr>
-                  <m:sty m:val="p"/>
-                </m:rPr>
-                <m:t>⋅</m:t>
-              </m:r>
-              <m:sSub>
-                <m:e>
-                  <m:r>
-                    <m:rPr>
-                      <m:sty m:val="p"/>
-                    </m:rPr>
-                    <m:t>log</m:t>
-                  </m:r>
-                </m:e>
-                <m:sub>
-                  <m:r>
-                    <m:t>a</m:t>
-                  </m:r>
-                </m:sub>
-              </m:sSub>
-              <m:d>
-                <m:dPr>
-                  <m:begChr m:val="("/>
-                  <m:sepChr m:val=""/>
-                  <m:endChr m:val=")"/>
-                  <m:grow/>
-                </m:dPr>
-                <m:e>
-                  <m:r>
-                    <m:t>3</m:t>
-                  </m:r>
-                </m:e>
-              </m:d>
-            </m:oMath>
-          </w:p>
-          <w:p>
-            <w:pPr>
-              <w:numPr>
-                <w:ilvl w:val="0"/>
-                <w:numId w:val="1003"/>
-              </w:numPr>
-            </w:pPr>
-            <w:r>
-              <w:t xml:space="preserve">Using the laws of indices,</w:t>
-            </w:r>
-            <w:r>
-              <w:t xml:space="preserve"> </w:t>
-            </w:r>
-            <m:oMath>
-              <m:sSub>
-                <m:e>
-                  <m:r>
-                    <m:rPr>
-                      <m:sty m:val="p"/>
-                    </m:rPr>
-                    <m:t>log</m:t>
-                  </m:r>
-                </m:e>
-                <m:sub>
-                  <m:r>
-                    <m:t>2</m:t>
-                  </m:r>
-                </m:sub>
-              </m:sSub>
-              <m:d>
-                <m:dPr>
-                  <m:begChr m:val="("/>
-                  <m:sepChr m:val=""/>
-                  <m:endChr m:val=")"/>
-                  <m:grow/>
-                </m:dPr>
-                <m:e>
-                  <m:sSup>
-                    <m:e>
-                      <m:r>
-                        <m:t>x</m:t>
-                      </m:r>
-                    </m:e>
-                    <m:sup>
-                      <m:r>
-                        <m:t>4</m:t>
-                      </m:r>
-                    </m:sup>
-                  </m:sSup>
-                  <m:sSup>
-                    <m:e>
-                      <m:r>
-                        <m:t>y</m:t>
+                        <m:rPr>
+                          <m:sty m:val="p"/>
+                        </m:rPr>
+                        <m:t>)</m:t>
                       </m:r>
                     </m:e>
                     <m:sup>
@@ -4179,6 +4323,9 @@
                 </m:rPr>
                 <m:t>=</m:t>
               </m:r>
+              <m:r>
+                <m:t>4</m:t>
+              </m:r>
               <m:sSub>
                 <m:e>
                   <m:r>
@@ -4194,81 +4341,24 @@
                   </m:r>
                 </m:sub>
               </m:sSub>
-              <m:d>
-                <m:dPr>
-                  <m:begChr m:val="("/>
-                  <m:sepChr m:val=""/>
-                  <m:endChr m:val=")"/>
-                  <m:grow/>
-                </m:dPr>
-                <m:e>
-                  <m:sSup>
-                    <m:e>
-                      <m:d>
-                        <m:dPr>
-                          <m:begChr m:val="("/>
-                          <m:sepChr m:val=""/>
-                          <m:endChr m:val=")"/>
-                          <m:grow/>
-                        </m:dPr>
-                        <m:e>
-                          <m:r>
-                            <m:t>x</m:t>
-                          </m:r>
-                          <m:r>
-                            <m:t>y</m:t>
-                          </m:r>
-                        </m:e>
-                      </m:d>
-                    </m:e>
-                    <m:sup>
-                      <m:r>
-                        <m:t>4</m:t>
-                      </m:r>
-                    </m:sup>
-                  </m:sSup>
-                </m:e>
-              </m:d>
-              <m:r>
-                <m:rPr>
-                  <m:sty m:val="p"/>
-                </m:rPr>
-                <m:t>=</m:t>
-              </m:r>
-              <m:r>
-                <m:t>4</m:t>
-              </m:r>
-              <m:sSub>
-                <m:e>
-                  <m:r>
-                    <m:rPr>
-                      <m:sty m:val="p"/>
-                    </m:rPr>
-                    <m:t>log</m:t>
-                  </m:r>
-                </m:e>
-                <m:sub>
-                  <m:r>
-                    <m:t>2</m:t>
-                  </m:r>
-                </m:sub>
-              </m:sSub>
-              <m:d>
-                <m:dPr>
-                  <m:begChr m:val="("/>
-                  <m:sepChr m:val=""/>
-                  <m:endChr m:val=")"/>
-                  <m:grow/>
-                </m:dPr>
-                <m:e>
-                  <m:r>
-                    <m:t>x</m:t>
-                  </m:r>
-                  <m:r>
-                    <m:t>y</m:t>
-                  </m:r>
-                </m:e>
-              </m:d>
+              <m:r>
+                <m:rPr>
+                  <m:sty m:val="p"/>
+                </m:rPr>
+                <m:t>(</m:t>
+              </m:r>
+              <m:r>
+                <m:t>x</m:t>
+              </m:r>
+              <m:r>
+                <m:t>y</m:t>
+              </m:r>
+              <m:r>
+                <m:rPr>
+                  <m:sty m:val="p"/>
+                </m:rPr>
+                <m:t>)</m:t>
+              </m:r>
             </m:oMath>
             <w:r>
               <w:t xml:space="preserve">.</w:t>
@@ -4337,18 +4427,18 @@
                 <wp:inline>
                   <wp:extent cx="152400" cy="152400"/>
                   <wp:effectExtent b="0" l="0" r="0" t="0"/>
-                  <wp:docPr descr="" title="" id="47" name="Picture"/>
+                  <wp:docPr descr="" title="" id="36" name="Picture"/>
                   <a:graphic>
                     <a:graphicData uri="http://schemas.openxmlformats.org/drawingml/2006/picture">
                       <pic:pic>
                         <pic:nvPicPr>
-                          <pic:cNvPr descr="/Applications/quarto/share/formats/docx/note.png" id="48" name="Picture"/>
+                          <pic:cNvPr descr="/Applications/quarto/share/formats/docx/note.png" id="37" name="Picture"/>
                           <pic:cNvPicPr>
                             <a:picLocks noChangeArrowheads="1" noChangeAspect="1"/>
                           </pic:cNvPicPr>
                         </pic:nvPicPr>
                         <pic:blipFill>
-                          <a:blip r:embed="rId21"/>
+                          <a:blip r:embed="rId10"/>
                           <a:stretch>
                             <a:fillRect/>
                           </a:stretch>
@@ -4429,19 +4519,21 @@
                     </m:r>
                   </m:sub>
                 </m:sSub>
-                <m:d>
-                  <m:dPr>
-                    <m:begChr m:val="("/>
-                    <m:sepChr m:val=""/>
-                    <m:endChr m:val=")"/>
-                    <m:grow/>
-                  </m:dPr>
-                  <m:e>
-                    <m:r>
-                      <m:t>1</m:t>
-                    </m:r>
-                  </m:e>
-                </m:d>
+                <m:r>
+                  <m:rPr>
+                    <m:sty m:val="p"/>
+                  </m:rPr>
+                  <m:t>(</m:t>
+                </m:r>
+                <m:r>
+                  <m:t>1</m:t>
+                </m:r>
+                <m:r>
+                  <m:rPr>
+                    <m:sty m:val="p"/>
+                  </m:rPr>
+                  <m:t>)</m:t>
+                </m:r>
                 <m:r>
                   <m:rPr>
                     <m:sty m:val="p"/>
@@ -4599,18 +4691,18 @@
                 <wp:inline>
                   <wp:extent cx="152400" cy="152400"/>
                   <wp:effectExtent b="0" l="0" r="0" t="0"/>
-                  <wp:docPr descr="" title="" id="49" name="Picture"/>
+                  <wp:docPr descr="" title="" id="38" name="Picture"/>
                   <a:graphic>
                     <a:graphicData uri="http://schemas.openxmlformats.org/drawingml/2006/picture">
                       <pic:pic>
                         <pic:nvPicPr>
-                          <pic:cNvPr descr="/Applications/quarto/share/formats/docx/note.png" id="50" name="Picture"/>
+                          <pic:cNvPr descr="/Applications/quarto/share/formats/docx/note.png" id="39" name="Picture"/>
                           <pic:cNvPicPr>
                             <a:picLocks noChangeArrowheads="1" noChangeAspect="1"/>
                           </pic:cNvPicPr>
                         </pic:nvPicPr>
                         <pic:blipFill>
-                          <a:blip r:embed="rId21"/>
+                          <a:blip r:embed="rId10"/>
                           <a:stretch>
                             <a:fillRect/>
                           </a:stretch>
@@ -4677,19 +4769,21 @@
                   </m:r>
                 </m:sub>
               </m:sSub>
-              <m:d>
-                <m:dPr>
-                  <m:begChr m:val="("/>
-                  <m:sepChr m:val=""/>
-                  <m:endChr m:val=")"/>
-                  <m:grow/>
-                </m:dPr>
-                <m:e>
-                  <m:r>
-                    <m:t>1</m:t>
-                  </m:r>
-                </m:e>
-              </m:d>
+              <m:r>
+                <m:rPr>
+                  <m:sty m:val="p"/>
+                </m:rPr>
+                <m:t>(</m:t>
+              </m:r>
+              <m:r>
+                <m:t>1</m:t>
+              </m:r>
+              <m:r>
+                <m:rPr>
+                  <m:sty m:val="p"/>
+                </m:rPr>
+                <m:t>)</m:t>
+              </m:r>
               <m:r>
                 <m:rPr>
                   <m:sty m:val="p"/>
@@ -4724,19 +4818,21 @@
                   </m:r>
                 </m:sub>
               </m:sSub>
-              <m:d>
-                <m:dPr>
-                  <m:begChr m:val="("/>
-                  <m:sepChr m:val=""/>
-                  <m:endChr m:val=")"/>
-                  <m:grow/>
-                </m:dPr>
-                <m:e>
-                  <m:r>
-                    <m:t>1</m:t>
-                  </m:r>
-                </m:e>
-              </m:d>
+              <m:r>
+                <m:rPr>
+                  <m:sty m:val="p"/>
+                </m:rPr>
+                <m:t>(</m:t>
+              </m:r>
+              <m:r>
+                <m:t>1</m:t>
+              </m:r>
+              <m:r>
+                <m:rPr>
+                  <m:sty m:val="p"/>
+                </m:rPr>
+                <m:t>)</m:t>
+              </m:r>
               <m:r>
                 <m:rPr>
                   <m:sty m:val="p"/>
@@ -4800,18 +4896,18 @@
                 <wp:inline>
                   <wp:extent cx="152400" cy="152400"/>
                   <wp:effectExtent b="0" l="0" r="0" t="0"/>
-                  <wp:docPr descr="" title="" id="51" name="Picture"/>
+                  <wp:docPr descr="" title="" id="40" name="Picture"/>
                   <a:graphic>
                     <a:graphicData uri="http://schemas.openxmlformats.org/drawingml/2006/picture">
                       <pic:pic>
                         <pic:nvPicPr>
-                          <pic:cNvPr descr="/Applications/quarto/share/formats/docx/note.png" id="52" name="Picture"/>
+                          <pic:cNvPr descr="/Applications/quarto/share/formats/docx/note.png" id="41" name="Picture"/>
                           <pic:cNvPicPr>
                             <a:picLocks noChangeArrowheads="1" noChangeAspect="1"/>
                           </pic:cNvPicPr>
                         </pic:nvPicPr>
                         <pic:blipFill>
-                          <a:blip r:embed="rId21"/>
+                          <a:blip r:embed="rId10"/>
                           <a:stretch>
                             <a:fillRect/>
                           </a:stretch>
@@ -4892,19 +4988,21 @@
                     </m:r>
                   </m:sub>
                 </m:sSub>
-                <m:d>
-                  <m:dPr>
-                    <m:begChr m:val="("/>
-                    <m:sepChr m:val=""/>
-                    <m:endChr m:val=")"/>
-                    <m:grow/>
-                  </m:dPr>
-                  <m:e>
-                    <m:r>
-                      <m:t>a</m:t>
-                    </m:r>
-                  </m:e>
-                </m:d>
+                <m:r>
+                  <m:rPr>
+                    <m:sty m:val="p"/>
+                  </m:rPr>
+                  <m:t>(</m:t>
+                </m:r>
+                <m:r>
+                  <m:t>a</m:t>
+                </m:r>
+                <m:r>
+                  <m:rPr>
+                    <m:sty m:val="p"/>
+                  </m:rPr>
+                  <m:t>)</m:t>
+                </m:r>
                 <m:r>
                   <m:rPr>
                     <m:sty m:val="p"/>
@@ -5076,18 +5174,18 @@
                 <wp:inline>
                   <wp:extent cx="152400" cy="152400"/>
                   <wp:effectExtent b="0" l="0" r="0" t="0"/>
-                  <wp:docPr descr="" title="" id="53" name="Picture"/>
+                  <wp:docPr descr="" title="" id="42" name="Picture"/>
                   <a:graphic>
                     <a:graphicData uri="http://schemas.openxmlformats.org/drawingml/2006/picture">
                       <pic:pic>
                         <pic:nvPicPr>
-                          <pic:cNvPr descr="/Applications/quarto/share/formats/docx/note.png" id="54" name="Picture"/>
+                          <pic:cNvPr descr="/Applications/quarto/share/formats/docx/note.png" id="43" name="Picture"/>
                           <pic:cNvPicPr>
                             <a:picLocks noChangeArrowheads="1" noChangeAspect="1"/>
                           </pic:cNvPicPr>
                         </pic:nvPicPr>
                         <pic:blipFill>
-                          <a:blip r:embed="rId21"/>
+                          <a:blip r:embed="rId10"/>
                           <a:stretch>
                             <a:fillRect/>
                           </a:stretch>
@@ -5160,19 +5258,21 @@
                   </m:r>
                 </m:sub>
               </m:sSub>
-              <m:d>
-                <m:dPr>
-                  <m:begChr m:val="("/>
-                  <m:sepChr m:val=""/>
-                  <m:endChr m:val=")"/>
-                  <m:grow/>
-                </m:dPr>
-                <m:e>
-                  <m:r>
-                    <m:t>4</m:t>
-                  </m:r>
-                </m:e>
-              </m:d>
+              <m:r>
+                <m:rPr>
+                  <m:sty m:val="p"/>
+                </m:rPr>
+                <m:t>(</m:t>
+              </m:r>
+              <m:r>
+                <m:t>4</m:t>
+              </m:r>
+              <m:r>
+                <m:rPr>
+                  <m:sty m:val="p"/>
+                </m:rPr>
+                <m:t>)</m:t>
+              </m:r>
               <m:r>
                 <m:rPr>
                   <m:sty m:val="p"/>
@@ -5208,19 +5308,21 @@
                   </m:r>
                 </m:sub>
               </m:sSub>
-              <m:d>
-                <m:dPr>
-                  <m:begChr m:val="("/>
-                  <m:sepChr m:val=""/>
-                  <m:endChr m:val=")"/>
-                  <m:grow/>
-                </m:dPr>
-                <m:e>
-                  <m:r>
-                    <m:t>10</m:t>
-                  </m:r>
-                </m:e>
-              </m:d>
+              <m:r>
+                <m:rPr>
+                  <m:sty m:val="p"/>
+                </m:rPr>
+                <m:t>(</m:t>
+              </m:r>
+              <m:r>
+                <m:t>10</m:t>
+              </m:r>
+              <m:r>
+                <m:rPr>
+                  <m:sty m:val="p"/>
+                </m:rPr>
+                <m:t>)</m:t>
+              </m:r>
               <m:r>
                 <m:rPr>
                   <m:sty m:val="p"/>
@@ -5238,8 +5340,8 @@
         </w:tc>
       </w:tr>
     </w:tbl>
-    <w:bookmarkEnd w:id="55"/>
-    <w:bookmarkStart w:id="67" w:name="the-natural-logarithm"/>
+    <w:bookmarkEnd w:id="44"/>
+    <w:bookmarkStart w:id="56" w:name="the-natural-logarithm"/>
     <w:p>
       <w:pPr>
         <w:pStyle w:val="Heading1"/>
@@ -5310,18 +5412,18 @@
                 <wp:inline>
                   <wp:extent cx="152400" cy="152400"/>
                   <wp:effectExtent b="0" l="0" r="0" t="0"/>
-                  <wp:docPr descr="" title="" id="56" name="Picture"/>
+                  <wp:docPr descr="" title="" id="45" name="Picture"/>
                   <a:graphic>
                     <a:graphicData uri="http://schemas.openxmlformats.org/drawingml/2006/picture">
                       <pic:pic>
                         <pic:nvPicPr>
-                          <pic:cNvPr descr="/Applications/quarto/share/formats/docx/note.png" id="57" name="Picture"/>
+                          <pic:cNvPr descr="/Applications/quarto/share/formats/docx/note.png" id="46" name="Picture"/>
                           <pic:cNvPicPr>
                             <a:picLocks noChangeArrowheads="1" noChangeAspect="1"/>
                           </pic:cNvPicPr>
                         </pic:nvPicPr>
                         <pic:blipFill>
-                          <a:blip r:embed="rId21"/>
+                          <a:blip r:embed="rId10"/>
                           <a:stretch>
                             <a:fillRect/>
                           </a:stretch>
@@ -5528,18 +5630,18 @@
                 <wp:inline>
                   <wp:extent cx="152400" cy="152400"/>
                   <wp:effectExtent b="0" l="0" r="0" t="0"/>
-                  <wp:docPr descr="" title="" id="58" name="Picture"/>
+                  <wp:docPr descr="" title="" id="47" name="Picture"/>
                   <a:graphic>
                     <a:graphicData uri="http://schemas.openxmlformats.org/drawingml/2006/picture">
                       <pic:pic>
                         <pic:nvPicPr>
-                          <pic:cNvPr descr="/Applications/quarto/share/formats/docx/note.png" id="59" name="Picture"/>
+                          <pic:cNvPr descr="/Applications/quarto/share/formats/docx/note.png" id="48" name="Picture"/>
                           <pic:cNvPicPr>
                             <a:picLocks noChangeArrowheads="1" noChangeAspect="1"/>
                           </pic:cNvPicPr>
                         </pic:nvPicPr>
                         <pic:blipFill>
-                          <a:blip r:embed="rId21"/>
+                          <a:blip r:embed="rId10"/>
                           <a:stretch>
                             <a:fillRect/>
                           </a:stretch>
@@ -5621,19 +5723,21 @@
                 </m:rPr>
                 <m:t>ln</m:t>
               </m:r>
-              <m:d>
-                <m:dPr>
-                  <m:begChr m:val="("/>
-                  <m:sepChr m:val=""/>
-                  <m:endChr m:val=")"/>
-                  <m:grow/>
-                </m:dPr>
-                <m:e>
-                  <m:r>
-                    <m:t>x</m:t>
-                  </m:r>
-                </m:e>
-              </m:d>
+              <m:r>
+                <m:rPr>
+                  <m:sty m:val="p"/>
+                </m:rPr>
+                <m:t>(</m:t>
+              </m:r>
+              <m:r>
+                <m:t>x</m:t>
+              </m:r>
+              <m:r>
+                <m:rPr>
+                  <m:sty m:val="p"/>
+                </m:rPr>
+                <m:t>)</m:t>
+              </m:r>
             </m:oMath>
             <w:r>
               <w:t xml:space="preserve">, is</w:t>
@@ -5657,19 +5761,21 @@
                   </m:r>
                 </m:sub>
               </m:sSub>
-              <m:d>
-                <m:dPr>
-                  <m:begChr m:val="("/>
-                  <m:sepChr m:val=""/>
-                  <m:endChr m:val=")"/>
-                  <m:grow/>
-                </m:dPr>
-                <m:e>
-                  <m:r>
-                    <m:t>x</m:t>
-                  </m:r>
-                </m:e>
-              </m:d>
+              <m:r>
+                <m:rPr>
+                  <m:sty m:val="p"/>
+                </m:rPr>
+                <m:t>(</m:t>
+              </m:r>
+              <m:r>
+                <m:t>x</m:t>
+              </m:r>
+              <m:r>
+                <m:rPr>
+                  <m:sty m:val="p"/>
+                </m:rPr>
+                <m:t>)</m:t>
+              </m:r>
             </m:oMath>
             <w:r>
               <w:t xml:space="preserve">.</w:t>
@@ -5743,18 +5849,18 @@
                 <wp:inline>
                   <wp:extent cx="152400" cy="152400"/>
                   <wp:effectExtent b="0" l="0" r="0" t="0"/>
-                  <wp:docPr descr="" title="" id="60" name="Picture"/>
+                  <wp:docPr descr="" title="" id="49" name="Picture"/>
                   <a:graphic>
                     <a:graphicData uri="http://schemas.openxmlformats.org/drawingml/2006/picture">
                       <pic:pic>
                         <pic:nvPicPr>
-                          <pic:cNvPr descr="/Applications/quarto/share/formats/docx/note.png" id="61" name="Picture"/>
+                          <pic:cNvPr descr="/Applications/quarto/share/formats/docx/note.png" id="50" name="Picture"/>
                           <pic:cNvPicPr>
                             <a:picLocks noChangeArrowheads="1" noChangeAspect="1"/>
                           </pic:cNvPicPr>
                         </pic:nvPicPr>
                         <pic:blipFill>
-                          <a:blip r:embed="rId21"/>
+                          <a:blip r:embed="rId10"/>
                           <a:stretch>
                             <a:fillRect/>
                           </a:stretch>
@@ -5818,19 +5924,21 @@
                 </m:rPr>
                 <m:t>ln</m:t>
               </m:r>
-              <m:d>
-                <m:dPr>
-                  <m:begChr m:val="("/>
-                  <m:sepChr m:val=""/>
-                  <m:endChr m:val=")"/>
-                  <m:grow/>
-                </m:dPr>
-                <m:e>
-                  <m:r>
-                    <m:t>x</m:t>
-                  </m:r>
-                </m:e>
-              </m:d>
+              <m:r>
+                <m:rPr>
+                  <m:sty m:val="p"/>
+                </m:rPr>
+                <m:t>(</m:t>
+              </m:r>
+              <m:r>
+                <m:t>x</m:t>
+              </m:r>
+              <m:r>
+                <m:rPr>
+                  <m:sty m:val="p"/>
+                </m:rPr>
+                <m:t>)</m:t>
+              </m:r>
               <m:r>
                 <m:rPr>
                   <m:sty m:val="p"/>
@@ -5902,19 +6010,21 @@
                   </m:r>
                 </m:sub>
               </m:sSub>
-              <m:d>
-                <m:dPr>
-                  <m:begChr m:val="("/>
-                  <m:sepChr m:val=""/>
-                  <m:endChr m:val=")"/>
-                  <m:grow/>
-                </m:dPr>
-                <m:e>
-                  <m:r>
-                    <m:t>x</m:t>
-                  </m:r>
-                </m:e>
-              </m:d>
+              <m:r>
+                <m:rPr>
+                  <m:sty m:val="p"/>
+                </m:rPr>
+                <m:t>(</m:t>
+              </m:r>
+              <m:r>
+                <m:t>x</m:t>
+              </m:r>
+              <m:r>
+                <m:rPr>
+                  <m:sty m:val="p"/>
+                </m:rPr>
+                <m:t>)</m:t>
+              </m:r>
               <m:r>
                 <m:rPr>
                   <m:sty m:val="p"/>
@@ -6028,18 +6138,18 @@
           <wp:inline>
             <wp:extent cx="5755521" cy="3850266"/>
             <wp:effectExtent b="0" l="0" r="0" t="0"/>
-            <wp:docPr descr="A graph that shows the natural logarithm \ln(x), along with the e^x curve. Each curve is a reflection of the other in the line y = x, making them inverses of each other. Note that \ln(x) only takes positive x values, and is undefined for x = 0." title="" id="63" name="Picture"/>
+            <wp:docPr descr="A graph that shows the natural logarithm \ln(x), along with the e^x curve. Each curve is a reflection of the other in the line y = x, making them inverses of each other. Note that \ln(x) only takes positive x values, and is undefined for x = 0." title="" id="52" name="Picture"/>
             <a:graphic>
               <a:graphicData uri="http://schemas.openxmlformats.org/drawingml/2006/picture">
                 <pic:pic>
                   <pic:nvPicPr>
-                    <pic:cNvPr descr="./FiguresPNG/log_curve.png" id="64" name="Picture"/>
+                    <pic:cNvPr descr="./FiguresPNG/log_curve.png" id="53" name="Picture"/>
                     <pic:cNvPicPr>
                       <a:picLocks noChangeArrowheads="1" noChangeAspect="1"/>
                     </pic:cNvPicPr>
                   </pic:nvPicPr>
                   <pic:blipFill>
-                    <a:blip r:embed="rId62"/>
+                    <a:blip r:embed="rId51"/>
                     <a:stretch>
                       <a:fillRect/>
                     </a:stretch>
@@ -6083,19 +6193,21 @@
           </m:rPr>
           <m:t>ln</m:t>
         </m:r>
-        <m:d>
-          <m:dPr>
-            <m:begChr m:val="("/>
-            <m:sepChr m:val=""/>
-            <m:endChr m:val=")"/>
-            <m:grow/>
-          </m:dPr>
-          <m:e>
-            <m:r>
-              <m:t>x</m:t>
-            </m:r>
-          </m:e>
-        </m:d>
+        <m:r>
+          <m:rPr>
+            <m:sty m:val="p"/>
+          </m:rPr>
+          <m:t>(</m:t>
+        </m:r>
+        <m:r>
+          <m:t>x</m:t>
+        </m:r>
+        <m:r>
+          <m:rPr>
+            <m:sty m:val="p"/>
+          </m:rPr>
+          <m:t>)</m:t>
+        </m:r>
       </m:oMath>
       <w:r>
         <w:t xml:space="preserve">, along with the</w:t>
@@ -6153,19 +6265,21 @@
           </m:rPr>
           <m:t>ln</m:t>
         </m:r>
-        <m:d>
-          <m:dPr>
-            <m:begChr m:val="("/>
-            <m:sepChr m:val=""/>
-            <m:endChr m:val=")"/>
-            <m:grow/>
-          </m:dPr>
-          <m:e>
-            <m:r>
-              <m:t>x</m:t>
-            </m:r>
-          </m:e>
-        </m:d>
+        <m:r>
+          <m:rPr>
+            <m:sty m:val="p"/>
+          </m:rPr>
+          <m:t>(</m:t>
+        </m:r>
+        <m:r>
+          <m:t>x</m:t>
+        </m:r>
+        <m:r>
+          <m:rPr>
+            <m:sty m:val="p"/>
+          </m:rPr>
+          <m:t>)</m:t>
+        </m:r>
       </m:oMath>
       <w:r>
         <w:t xml:space="preserve"> </w:t>
@@ -6248,18 +6362,18 @@
                 <wp:inline>
                   <wp:extent cx="152400" cy="152400"/>
                   <wp:effectExtent b="0" l="0" r="0" t="0"/>
-                  <wp:docPr descr="" title="" id="65" name="Picture"/>
+                  <wp:docPr descr="" title="" id="54" name="Picture"/>
                   <a:graphic>
                     <a:graphicData uri="http://schemas.openxmlformats.org/drawingml/2006/picture">
                       <pic:pic>
                         <pic:nvPicPr>
-                          <pic:cNvPr descr="/Applications/quarto/share/formats/docx/note.png" id="66" name="Picture"/>
+                          <pic:cNvPr descr="/Applications/quarto/share/formats/docx/note.png" id="55" name="Picture"/>
                           <pic:cNvPicPr>
                             <a:picLocks noChangeArrowheads="1" noChangeAspect="1"/>
                           </pic:cNvPicPr>
                         </pic:nvPicPr>
                         <pic:blipFill>
-                          <a:blip r:embed="rId21"/>
+                          <a:blip r:embed="rId10"/>
                           <a:stretch>
                             <a:fillRect/>
                           </a:stretch>
@@ -6369,28 +6483,30 @@
                   </m:rPr>
                   <m:t>ln</m:t>
                 </m:r>
-                <m:d>
-                  <m:dPr>
-                    <m:begChr m:val="("/>
-                    <m:sepChr m:val=""/>
-                    <m:endChr m:val=")"/>
-                    <m:grow/>
-                  </m:dPr>
+                <m:r>
+                  <m:rPr>
+                    <m:sty m:val="p"/>
+                  </m:rPr>
+                  <m:t>(</m:t>
+                </m:r>
+                <m:sSup>
                   <m:e>
-                    <m:sSup>
-                      <m:e>
-                        <m:r>
-                          <m:t>e</m:t>
-                        </m:r>
-                      </m:e>
-                      <m:sup>
-                        <m:r>
-                          <m:t>x</m:t>
-                        </m:r>
-                      </m:sup>
-                    </m:sSup>
+                    <m:r>
+                      <m:t>e</m:t>
+                    </m:r>
                   </m:e>
-                </m:d>
+                  <m:sup>
+                    <m:r>
+                      <m:t>x</m:t>
+                    </m:r>
+                  </m:sup>
+                </m:sSup>
+                <m:r>
+                  <m:rPr>
+                    <m:sty m:val="p"/>
+                  </m:rPr>
+                  <m:t>)</m:t>
+                </m:r>
                 <m:r>
                   <m:rPr>
                     <m:sty m:val="p"/>
@@ -6403,19 +6519,21 @@
                   </m:rPr>
                   <m:t>ln</m:t>
                 </m:r>
-                <m:d>
-                  <m:dPr>
-                    <m:begChr m:val="("/>
-                    <m:sepChr m:val=""/>
-                    <m:endChr m:val=")"/>
-                    <m:grow/>
-                  </m:dPr>
-                  <m:e>
-                    <m:r>
-                      <m:t>5</m:t>
-                    </m:r>
-                  </m:e>
-                </m:d>
+                <m:r>
+                  <m:rPr>
+                    <m:sty m:val="p"/>
+                  </m:rPr>
+                  <m:t>(</m:t>
+                </m:r>
+                <m:r>
+                  <m:t>5</m:t>
+                </m:r>
+                <m:r>
+                  <m:rPr>
+                    <m:sty m:val="p"/>
+                  </m:rPr>
+                  <m:t>)</m:t>
+                </m:r>
               </m:oMath>
             </m:oMathPara>
           </w:p>
@@ -6459,19 +6577,21 @@
                   </m:rPr>
                   <m:t>ln</m:t>
                 </m:r>
-                <m:d>
-                  <m:dPr>
-                    <m:begChr m:val="("/>
-                    <m:sepChr m:val=""/>
-                    <m:endChr m:val=")"/>
-                    <m:grow/>
-                  </m:dPr>
-                  <m:e>
-                    <m:r>
-                      <m:t>e</m:t>
-                    </m:r>
-                  </m:e>
-                </m:d>
+                <m:r>
+                  <m:rPr>
+                    <m:sty m:val="p"/>
+                  </m:rPr>
+                  <m:t>(</m:t>
+                </m:r>
+                <m:r>
+                  <m:t>e</m:t>
+                </m:r>
+                <m:r>
+                  <m:rPr>
+                    <m:sty m:val="p"/>
+                  </m:rPr>
+                  <m:t>)</m:t>
+                </m:r>
                 <m:r>
                   <m:rPr>
                     <m:sty m:val="p"/>
@@ -6484,19 +6604,21 @@
                   </m:rPr>
                   <m:t>ln</m:t>
                 </m:r>
-                <m:d>
-                  <m:dPr>
-                    <m:begChr m:val="("/>
-                    <m:sepChr m:val=""/>
-                    <m:endChr m:val=")"/>
-                    <m:grow/>
-                  </m:dPr>
-                  <m:e>
-                    <m:r>
-                      <m:t>5</m:t>
-                    </m:r>
-                  </m:e>
-                </m:d>
+                <m:r>
+                  <m:rPr>
+                    <m:sty m:val="p"/>
+                  </m:rPr>
+                  <m:t>(</m:t>
+                </m:r>
+                <m:r>
+                  <m:t>5</m:t>
+                </m:r>
+                <m:r>
+                  <m:rPr>
+                    <m:sty m:val="p"/>
+                  </m:rPr>
+                  <m:t>)</m:t>
+                </m:r>
               </m:oMath>
             </m:oMathPara>
           </w:p>
@@ -6517,19 +6639,21 @@
                 </m:rPr>
                 <m:t>ln</m:t>
               </m:r>
-              <m:d>
-                <m:dPr>
-                  <m:begChr m:val="("/>
-                  <m:sepChr m:val=""/>
-                  <m:endChr m:val=")"/>
-                  <m:grow/>
-                </m:dPr>
-                <m:e>
-                  <m:r>
-                    <m:t>e</m:t>
-                  </m:r>
-                </m:e>
-              </m:d>
+              <m:r>
+                <m:rPr>
+                  <m:sty m:val="p"/>
+                </m:rPr>
+                <m:t>(</m:t>
+              </m:r>
+              <m:r>
+                <m:t>e</m:t>
+              </m:r>
+              <m:r>
+                <m:rPr>
+                  <m:sty m:val="p"/>
+                </m:rPr>
+                <m:t>)</m:t>
+              </m:r>
             </m:oMath>
             <w:r>
               <w:t xml:space="preserve"> </w:t>
@@ -6567,19 +6691,21 @@
                       </m:rPr>
                       <m:t>ln</m:t>
                     </m:r>
-                    <m:d>
-                      <m:dPr>
-                        <m:begChr m:val="("/>
-                        <m:sepChr m:val=""/>
-                        <m:endChr m:val=")"/>
-                        <m:grow/>
-                      </m:dPr>
-                      <m:e>
-                        <m:r>
-                          <m:t>5</m:t>
-                        </m:r>
-                      </m:e>
-                    </m:d>
+                    <m:r>
+                      <m:rPr>
+                        <m:sty m:val="p"/>
+                      </m:rPr>
+                      <m:t>(</m:t>
+                    </m:r>
+                    <m:r>
+                      <m:t>5</m:t>
+                    </m:r>
+                    <m:r>
+                      <m:rPr>
+                        <m:sty m:val="p"/>
+                      </m:rPr>
+                      <m:t>)</m:t>
+                    </m:r>
                   </m:num>
                   <m:den>
                     <m:r>
@@ -6588,19 +6714,21 @@
                       </m:rPr>
                       <m:t>ln</m:t>
                     </m:r>
-                    <m:d>
-                      <m:dPr>
-                        <m:begChr m:val="("/>
-                        <m:sepChr m:val=""/>
-                        <m:endChr m:val=")"/>
-                        <m:grow/>
-                      </m:dPr>
-                      <m:e>
-                        <m:r>
-                          <m:t>e</m:t>
-                        </m:r>
-                      </m:e>
-                    </m:d>
+                    <m:r>
+                      <m:rPr>
+                        <m:sty m:val="p"/>
+                      </m:rPr>
+                      <m:t>(</m:t>
+                    </m:r>
+                    <m:r>
+                      <m:t>e</m:t>
+                    </m:r>
+                    <m:r>
+                      <m:rPr>
+                        <m:sty m:val="p"/>
+                      </m:rPr>
+                      <m:t>)</m:t>
+                    </m:r>
                   </m:den>
                 </m:f>
               </m:oMath>
@@ -6640,19 +6768,21 @@
                 </m:rPr>
                 <m:t>ln</m:t>
               </m:r>
-              <m:d>
-                <m:dPr>
-                  <m:begChr m:val="("/>
-                  <m:sepChr m:val=""/>
-                  <m:endChr m:val=")"/>
-                  <m:grow/>
-                </m:dPr>
-                <m:e>
-                  <m:r>
-                    <m:t>e</m:t>
-                  </m:r>
-                </m:e>
-              </m:d>
+              <m:r>
+                <m:rPr>
+                  <m:sty m:val="p"/>
+                </m:rPr>
+                <m:t>(</m:t>
+              </m:r>
+              <m:r>
+                <m:t>e</m:t>
+              </m:r>
+              <m:r>
+                <m:rPr>
+                  <m:sty m:val="p"/>
+                </m:rPr>
+                <m:t>)</m:t>
+              </m:r>
               <m:r>
                 <m:rPr>
                   <m:sty m:val="p"/>
@@ -6674,19 +6804,21 @@
                   </m:r>
                 </m:sub>
               </m:sSub>
-              <m:d>
-                <m:dPr>
-                  <m:begChr m:val="("/>
-                  <m:sepChr m:val=""/>
-                  <m:endChr m:val=")"/>
-                  <m:grow/>
-                </m:dPr>
-                <m:e>
-                  <m:r>
-                    <m:t>e</m:t>
-                  </m:r>
-                </m:e>
-              </m:d>
+              <m:r>
+                <m:rPr>
+                  <m:sty m:val="p"/>
+                </m:rPr>
+                <m:t>(</m:t>
+              </m:r>
+              <m:r>
+                <m:t>e</m:t>
+              </m:r>
+              <m:r>
+                <m:rPr>
+                  <m:sty m:val="p"/>
+                </m:rPr>
+                <m:t>)</m:t>
+              </m:r>
             </m:oMath>
             <w:r>
               <w:t xml:space="preserve">. Finally,</w:t>
@@ -6710,19 +6842,21 @@
                   </m:r>
                 </m:sub>
               </m:sSub>
-              <m:d>
-                <m:dPr>
-                  <m:begChr m:val="("/>
-                  <m:sepChr m:val=""/>
-                  <m:endChr m:val=")"/>
-                  <m:grow/>
-                </m:dPr>
-                <m:e>
-                  <m:r>
-                    <m:t>e</m:t>
-                  </m:r>
-                </m:e>
-              </m:d>
+              <m:r>
+                <m:rPr>
+                  <m:sty m:val="p"/>
+                </m:rPr>
+                <m:t>(</m:t>
+              </m:r>
+              <m:r>
+                <m:t>e</m:t>
+              </m:r>
+              <m:r>
+                <m:rPr>
+                  <m:sty m:val="p"/>
+                </m:rPr>
+                <m:t>)</m:t>
+              </m:r>
               <m:r>
                 <m:rPr>
                   <m:sty m:val="p"/>
@@ -6786,19 +6920,21 @@
                 </m:rPr>
                 <m:t>ln</m:t>
               </m:r>
-              <m:d>
-                <m:dPr>
-                  <m:begChr m:val="("/>
-                  <m:sepChr m:val=""/>
-                  <m:endChr m:val=")"/>
-                  <m:grow/>
-                </m:dPr>
-                <m:e>
-                  <m:r>
-                    <m:t>5</m:t>
-                  </m:r>
-                </m:e>
-              </m:d>
+              <m:r>
+                <m:rPr>
+                  <m:sty m:val="p"/>
+                </m:rPr>
+                <m:t>(</m:t>
+              </m:r>
+              <m:r>
+                <m:t>5</m:t>
+              </m:r>
+              <m:r>
+                <m:rPr>
+                  <m:sty m:val="p"/>
+                </m:rPr>
+                <m:t>)</m:t>
+              </m:r>
             </m:oMath>
             <w:r>
               <w:t xml:space="preserve">.</w:t>
@@ -6807,8 +6943,8 @@
         </w:tc>
       </w:tr>
     </w:tbl>
-    <w:bookmarkEnd w:id="67"/>
-    <w:bookmarkStart w:id="72" w:name="changing-bases-of-logarithms"/>
+    <w:bookmarkEnd w:id="56"/>
+    <w:bookmarkStart w:id="61" w:name="changing-bases-of-logarithms"/>
     <w:p>
       <w:pPr>
         <w:pStyle w:val="Heading1"/>
@@ -6990,18 +7126,18 @@
                 <wp:inline>
                   <wp:extent cx="152400" cy="152400"/>
                   <wp:effectExtent b="0" l="0" r="0" t="0"/>
-                  <wp:docPr descr="" title="" id="68" name="Picture"/>
+                  <wp:docPr descr="" title="" id="57" name="Picture"/>
                   <a:graphic>
                     <a:graphicData uri="http://schemas.openxmlformats.org/drawingml/2006/picture">
                       <pic:pic>
                         <pic:nvPicPr>
-                          <pic:cNvPr descr="/Applications/quarto/share/formats/docx/note.png" id="69" name="Picture"/>
+                          <pic:cNvPr descr="/Applications/quarto/share/formats/docx/note.png" id="58" name="Picture"/>
                           <pic:cNvPicPr>
                             <a:picLocks noChangeArrowheads="1" noChangeAspect="1"/>
                           </pic:cNvPicPr>
                         </pic:nvPicPr>
                         <pic:blipFill>
-                          <a:blip r:embed="rId21"/>
+                          <a:blip r:embed="rId10"/>
                           <a:stretch>
                             <a:fillRect/>
                           </a:stretch>
@@ -7085,19 +7221,21 @@
                     </m:r>
                   </m:sub>
                 </m:sSub>
-                <m:d>
-                  <m:dPr>
-                    <m:begChr m:val="("/>
-                    <m:sepChr m:val=""/>
-                    <m:endChr m:val=")"/>
-                    <m:grow/>
-                  </m:dPr>
-                  <m:e>
-                    <m:r>
-                      <m:t>x</m:t>
-                    </m:r>
-                  </m:e>
-                </m:d>
+                <m:r>
+                  <m:rPr>
+                    <m:sty m:val="p"/>
+                  </m:rPr>
+                  <m:t>(</m:t>
+                </m:r>
+                <m:r>
+                  <m:t>x</m:t>
+                </m:r>
+                <m:r>
+                  <m:rPr>
+                    <m:sty m:val="p"/>
+                  </m:rPr>
+                  <m:t>)</m:t>
+                </m:r>
                 <m:r>
                   <m:rPr>
                     <m:sty m:val="p"/>
@@ -7124,19 +7262,21 @@
                         </m:r>
                       </m:sub>
                     </m:sSub>
-                    <m:d>
-                      <m:dPr>
-                        <m:begChr m:val="("/>
-                        <m:sepChr m:val=""/>
-                        <m:endChr m:val=")"/>
-                        <m:grow/>
-                      </m:dPr>
-                      <m:e>
-                        <m:r>
-                          <m:t>x</m:t>
-                        </m:r>
-                      </m:e>
-                    </m:d>
+                    <m:r>
+                      <m:rPr>
+                        <m:sty m:val="p"/>
+                      </m:rPr>
+                      <m:t>(</m:t>
+                    </m:r>
+                    <m:r>
+                      <m:t>x</m:t>
+                    </m:r>
+                    <m:r>
+                      <m:rPr>
+                        <m:sty m:val="p"/>
+                      </m:rPr>
+                      <m:t>)</m:t>
+                    </m:r>
                   </m:num>
                   <m:den>
                     <m:sSub>
@@ -7154,19 +7294,21 @@
                         </m:r>
                       </m:sub>
                     </m:sSub>
-                    <m:d>
-                      <m:dPr>
-                        <m:begChr m:val="("/>
-                        <m:sepChr m:val=""/>
-                        <m:endChr m:val=")"/>
-                        <m:grow/>
-                      </m:dPr>
-                      <m:e>
-                        <m:r>
-                          <m:t>a</m:t>
-                        </m:r>
-                      </m:e>
-                    </m:d>
+                    <m:r>
+                      <m:rPr>
+                        <m:sty m:val="p"/>
+                      </m:rPr>
+                      <m:t>(</m:t>
+                    </m:r>
+                    <m:r>
+                      <m:t>a</m:t>
+                    </m:r>
+                    <m:r>
+                      <m:rPr>
+                        <m:sty m:val="p"/>
+                      </m:rPr>
+                      <m:t>)</m:t>
+                    </m:r>
                   </m:den>
                 </m:f>
               </m:oMath>
@@ -7332,19 +7474,21 @@
                   </m:r>
                 </m:sub>
               </m:sSub>
-              <m:d>
-                <m:dPr>
-                  <m:begChr m:val="("/>
-                  <m:sepChr m:val=""/>
-                  <m:endChr m:val=")"/>
-                  <m:grow/>
-                </m:dPr>
-                <m:e>
-                  <m:r>
-                    <m:t>a</m:t>
-                  </m:r>
-                </m:e>
-              </m:d>
+              <m:r>
+                <m:rPr>
+                  <m:sty m:val="p"/>
+                </m:rPr>
+                <m:t>(</m:t>
+              </m:r>
+              <m:r>
+                <m:t>a</m:t>
+              </m:r>
+              <m:r>
+                <m:rPr>
+                  <m:sty m:val="p"/>
+                </m:rPr>
+                <m:t>)</m:t>
+              </m:r>
             </m:oMath>
             <w:r>
               <w:t xml:space="preserve">, you can recover an alternative formula for the change of base rule with</w:t>
@@ -7368,19 +7512,21 @@
                   </m:r>
                 </m:sub>
               </m:sSub>
-              <m:d>
-                <m:dPr>
-                  <m:begChr m:val="("/>
-                  <m:sepChr m:val=""/>
-                  <m:endChr m:val=")"/>
-                  <m:grow/>
-                </m:dPr>
-                <m:e>
-                  <m:r>
-                    <m:t>x</m:t>
-                  </m:r>
-                </m:e>
-              </m:d>
+              <m:r>
+                <m:rPr>
+                  <m:sty m:val="p"/>
+                </m:rPr>
+                <m:t>(</m:t>
+              </m:r>
+              <m:r>
+                <m:t>x</m:t>
+              </m:r>
+              <m:r>
+                <m:rPr>
+                  <m:sty m:val="p"/>
+                </m:rPr>
+                <m:t>)</m:t>
+              </m:r>
             </m:oMath>
             <w:r>
               <w:t xml:space="preserve"> </w:t>
@@ -7413,19 +7559,21 @@
                     </m:r>
                   </m:sub>
                 </m:sSub>
-                <m:d>
-                  <m:dPr>
-                    <m:begChr m:val="("/>
-                    <m:sepChr m:val=""/>
-                    <m:endChr m:val=")"/>
-                    <m:grow/>
-                  </m:dPr>
-                  <m:e>
-                    <m:r>
-                      <m:t>x</m:t>
-                    </m:r>
-                  </m:e>
-                </m:d>
+                <m:r>
+                  <m:rPr>
+                    <m:sty m:val="p"/>
+                  </m:rPr>
+                  <m:t>(</m:t>
+                </m:r>
+                <m:r>
+                  <m:t>x</m:t>
+                </m:r>
+                <m:r>
+                  <m:rPr>
+                    <m:sty m:val="p"/>
+                  </m:rPr>
+                  <m:t>)</m:t>
+                </m:r>
                 <m:r>
                   <m:rPr>
                     <m:sty m:val="p"/>
@@ -7447,19 +7595,21 @@
                     </m:r>
                   </m:sub>
                 </m:sSub>
-                <m:d>
-                  <m:dPr>
-                    <m:begChr m:val="("/>
-                    <m:sepChr m:val=""/>
-                    <m:endChr m:val=")"/>
-                    <m:grow/>
-                  </m:dPr>
-                  <m:e>
-                    <m:r>
-                      <m:t>a</m:t>
-                    </m:r>
-                  </m:e>
-                </m:d>
+                <m:r>
+                  <m:rPr>
+                    <m:sty m:val="p"/>
+                  </m:rPr>
+                  <m:t>(</m:t>
+                </m:r>
+                <m:r>
+                  <m:t>a</m:t>
+                </m:r>
+                <m:r>
+                  <m:rPr>
+                    <m:sty m:val="p"/>
+                  </m:rPr>
+                  <m:t>)</m:t>
+                </m:r>
                 <m:r>
                   <m:rPr>
                     <m:sty m:val="p"/>
@@ -7481,19 +7631,21 @@
                     </m:r>
                   </m:sub>
                 </m:sSub>
-                <m:d>
-                  <m:dPr>
-                    <m:begChr m:val="("/>
-                    <m:sepChr m:val=""/>
-                    <m:endChr m:val=")"/>
-                    <m:grow/>
-                  </m:dPr>
-                  <m:e>
-                    <m:r>
-                      <m:t>x</m:t>
-                    </m:r>
-                  </m:e>
-                </m:d>
+                <m:r>
+                  <m:rPr>
+                    <m:sty m:val="p"/>
+                  </m:rPr>
+                  <m:t>(</m:t>
+                </m:r>
+                <m:r>
+                  <m:t>x</m:t>
+                </m:r>
+                <m:r>
+                  <m:rPr>
+                    <m:sty m:val="p"/>
+                  </m:rPr>
+                  <m:t>)</m:t>
+                </m:r>
               </m:oMath>
             </m:oMathPara>
           </w:p>
@@ -7557,18 +7709,18 @@
                 <wp:inline>
                   <wp:extent cx="152400" cy="152400"/>
                   <wp:effectExtent b="0" l="0" r="0" t="0"/>
-                  <wp:docPr descr="" title="" id="70" name="Picture"/>
+                  <wp:docPr descr="" title="" id="59" name="Picture"/>
                   <a:graphic>
                     <a:graphicData uri="http://schemas.openxmlformats.org/drawingml/2006/picture">
                       <pic:pic>
                         <pic:nvPicPr>
-                          <pic:cNvPr descr="/Applications/quarto/share/formats/docx/note.png" id="71" name="Picture"/>
+                          <pic:cNvPr descr="/Applications/quarto/share/formats/docx/note.png" id="60" name="Picture"/>
                           <pic:cNvPicPr>
                             <a:picLocks noChangeArrowheads="1" noChangeAspect="1"/>
                           </pic:cNvPicPr>
                         </pic:nvPicPr>
                         <pic:blipFill>
-                          <a:blip r:embed="rId21"/>
+                          <a:blip r:embed="rId10"/>
                           <a:stretch>
                             <a:fillRect/>
                           </a:stretch>
@@ -7641,28 +7793,30 @@
                   </m:r>
                 </m:sub>
               </m:sSub>
-              <m:d>
-                <m:dPr>
-                  <m:begChr m:val="("/>
-                  <m:sepChr m:val=""/>
-                  <m:endChr m:val=")"/>
-                  <m:grow/>
-                </m:dPr>
+              <m:r>
+                <m:rPr>
+                  <m:sty m:val="p"/>
+                </m:rPr>
+                <m:t>(</m:t>
+              </m:r>
+              <m:sSup>
                 <m:e>
-                  <m:sSup>
-                    <m:e>
-                      <m:r>
-                        <m:t>e</m:t>
-                      </m:r>
-                    </m:e>
-                    <m:sup>
-                      <m:r>
-                        <m:t>5</m:t>
-                      </m:r>
-                    </m:sup>
-                  </m:sSup>
+                  <m:r>
+                    <m:t>e</m:t>
+                  </m:r>
                 </m:e>
-              </m:d>
+                <m:sup>
+                  <m:r>
+                    <m:t>5</m:t>
+                  </m:r>
+                </m:sup>
+              </m:sSup>
+              <m:r>
+                <m:rPr>
+                  <m:sty m:val="p"/>
+                </m:rPr>
+                <m:t>)</m:t>
+              </m:r>
             </m:oMath>
             <w:r>
               <w:t xml:space="preserve">.</w:t>
@@ -7762,28 +7916,30 @@
                     </m:r>
                   </m:sub>
                 </m:sSub>
-                <m:d>
-                  <m:dPr>
-                    <m:begChr m:val="("/>
-                    <m:sepChr m:val=""/>
-                    <m:endChr m:val=")"/>
-                    <m:grow/>
-                  </m:dPr>
+                <m:r>
+                  <m:rPr>
+                    <m:sty m:val="p"/>
+                  </m:rPr>
+                  <m:t>(</m:t>
+                </m:r>
+                <m:sSup>
                   <m:e>
-                    <m:sSup>
-                      <m:e>
-                        <m:r>
-                          <m:t>e</m:t>
-                        </m:r>
-                      </m:e>
-                      <m:sup>
-                        <m:r>
-                          <m:t>5</m:t>
-                        </m:r>
-                      </m:sup>
-                    </m:sSup>
+                    <m:r>
+                      <m:t>e</m:t>
+                    </m:r>
                   </m:e>
-                </m:d>
+                  <m:sup>
+                    <m:r>
+                      <m:t>5</m:t>
+                    </m:r>
+                  </m:sup>
+                </m:sSup>
+                <m:r>
+                  <m:rPr>
+                    <m:sty m:val="p"/>
+                  </m:rPr>
+                  <m:t>)</m:t>
+                </m:r>
                 <m:r>
                   <m:rPr>
                     <m:sty m:val="p"/>
@@ -7801,28 +7957,30 @@
                       </m:rPr>
                       <m:t>ln</m:t>
                     </m:r>
-                    <m:d>
-                      <m:dPr>
-                        <m:begChr m:val="("/>
-                        <m:sepChr m:val=""/>
-                        <m:endChr m:val=")"/>
-                        <m:grow/>
-                      </m:dPr>
+                    <m:r>
+                      <m:rPr>
+                        <m:sty m:val="p"/>
+                      </m:rPr>
+                      <m:t>(</m:t>
+                    </m:r>
+                    <m:sSup>
                       <m:e>
-                        <m:sSup>
-                          <m:e>
-                            <m:r>
-                              <m:t>e</m:t>
-                            </m:r>
-                          </m:e>
-                          <m:sup>
-                            <m:r>
-                              <m:t>5</m:t>
-                            </m:r>
-                          </m:sup>
-                        </m:sSup>
+                        <m:r>
+                          <m:t>e</m:t>
+                        </m:r>
                       </m:e>
-                    </m:d>
+                      <m:sup>
+                        <m:r>
+                          <m:t>5</m:t>
+                        </m:r>
+                      </m:sup>
+                    </m:sSup>
+                    <m:r>
+                      <m:rPr>
+                        <m:sty m:val="p"/>
+                      </m:rPr>
+                      <m:t>)</m:t>
+                    </m:r>
                   </m:num>
                   <m:den>
                     <m:r>
@@ -7831,19 +7989,21 @@
                       </m:rPr>
                       <m:t>ln</m:t>
                     </m:r>
-                    <m:d>
-                      <m:dPr>
-                        <m:begChr m:val="("/>
-                        <m:sepChr m:val=""/>
-                        <m:endChr m:val=")"/>
-                        <m:grow/>
-                      </m:dPr>
-                      <m:e>
-                        <m:r>
-                          <m:t>2</m:t>
-                        </m:r>
-                      </m:e>
-                    </m:d>
+                    <m:r>
+                      <m:rPr>
+                        <m:sty m:val="p"/>
+                      </m:rPr>
+                      <m:t>(</m:t>
+                    </m:r>
+                    <m:r>
+                      <m:t>2</m:t>
+                    </m:r>
+                    <m:r>
+                      <m:rPr>
+                        <m:sty m:val="p"/>
+                      </m:rPr>
+                      <m:t>)</m:t>
+                    </m:r>
                   </m:den>
                 </m:f>
               </m:oMath>
@@ -7883,28 +8043,30 @@
                 </m:rPr>
                 <m:t>ln</m:t>
               </m:r>
-              <m:d>
-                <m:dPr>
-                  <m:begChr m:val="("/>
-                  <m:sepChr m:val=""/>
-                  <m:endChr m:val=")"/>
-                  <m:grow/>
-                </m:dPr>
+              <m:r>
+                <m:rPr>
+                  <m:sty m:val="p"/>
+                </m:rPr>
+                <m:t>(</m:t>
+              </m:r>
+              <m:sSup>
                 <m:e>
-                  <m:sSup>
-                    <m:e>
-                      <m:r>
-                        <m:t>e</m:t>
-                      </m:r>
-                    </m:e>
-                    <m:sup>
-                      <m:r>
-                        <m:t>5</m:t>
-                      </m:r>
-                    </m:sup>
-                  </m:sSup>
+                  <m:r>
+                    <m:t>e</m:t>
+                  </m:r>
                 </m:e>
-              </m:d>
+                <m:sup>
+                  <m:r>
+                    <m:t>5</m:t>
+                  </m:r>
+                </m:sup>
+              </m:sSup>
+              <m:r>
+                <m:rPr>
+                  <m:sty m:val="p"/>
+                </m:rPr>
+                <m:t>)</m:t>
+              </m:r>
               <m:r>
                 <m:rPr>
                   <m:sty m:val="p"/>
@@ -7943,28 +8105,30 @@
                     </m:r>
                   </m:sub>
                 </m:sSub>
-                <m:d>
-                  <m:dPr>
-                    <m:begChr m:val="("/>
-                    <m:sepChr m:val=""/>
-                    <m:endChr m:val=")"/>
-                    <m:grow/>
-                  </m:dPr>
+                <m:r>
+                  <m:rPr>
+                    <m:sty m:val="p"/>
+                  </m:rPr>
+                  <m:t>(</m:t>
+                </m:r>
+                <m:sSup>
                   <m:e>
-                    <m:sSup>
-                      <m:e>
-                        <m:r>
-                          <m:t>e</m:t>
-                        </m:r>
-                      </m:e>
-                      <m:sup>
-                        <m:r>
-                          <m:t>5</m:t>
-                        </m:r>
-                      </m:sup>
-                    </m:sSup>
+                    <m:r>
+                      <m:t>e</m:t>
+                    </m:r>
                   </m:e>
-                </m:d>
+                  <m:sup>
+                    <m:r>
+                      <m:t>5</m:t>
+                    </m:r>
+                  </m:sup>
+                </m:sSup>
+                <m:r>
+                  <m:rPr>
+                    <m:sty m:val="p"/>
+                  </m:rPr>
+                  <m:t>)</m:t>
+                </m:r>
                 <m:r>
                   <m:rPr>
                     <m:sty m:val="p"/>
@@ -7987,19 +8151,21 @@
                       </m:rPr>
                       <m:t>ln</m:t>
                     </m:r>
-                    <m:d>
-                      <m:dPr>
-                        <m:begChr m:val="("/>
-                        <m:sepChr m:val=""/>
-                        <m:endChr m:val=")"/>
-                        <m:grow/>
-                      </m:dPr>
-                      <m:e>
-                        <m:r>
-                          <m:t>2</m:t>
-                        </m:r>
-                      </m:e>
-                    </m:d>
+                    <m:r>
+                      <m:rPr>
+                        <m:sty m:val="p"/>
+                      </m:rPr>
+                      <m:t>(</m:t>
+                    </m:r>
+                    <m:r>
+                      <m:t>2</m:t>
+                    </m:r>
+                    <m:r>
+                      <m:rPr>
+                        <m:sty m:val="p"/>
+                      </m:rPr>
+                      <m:t>)</m:t>
+                    </m:r>
                   </m:den>
                 </m:f>
                 <m:r>
@@ -8043,28 +8209,30 @@
                     </m:r>
                   </m:sub>
                 </m:sSub>
-                <m:d>
-                  <m:dPr>
-                    <m:begChr m:val="("/>
-                    <m:sepChr m:val=""/>
-                    <m:endChr m:val=")"/>
-                    <m:grow/>
-                  </m:dPr>
+                <m:r>
+                  <m:rPr>
+                    <m:sty m:val="p"/>
+                  </m:rPr>
+                  <m:t>(</m:t>
+                </m:r>
+                <m:sSup>
                   <m:e>
-                    <m:sSup>
-                      <m:e>
-                        <m:r>
-                          <m:t>e</m:t>
-                        </m:r>
-                      </m:e>
-                      <m:sup>
-                        <m:r>
-                          <m:t>5</m:t>
-                        </m:r>
-                      </m:sup>
-                    </m:sSup>
+                    <m:r>
+                      <m:t>e</m:t>
+                    </m:r>
                   </m:e>
-                </m:d>
+                  <m:sup>
+                    <m:r>
+                      <m:t>5</m:t>
+                    </m:r>
+                  </m:sup>
+                </m:sSup>
+                <m:r>
+                  <m:rPr>
+                    <m:sty m:val="p"/>
+                  </m:rPr>
+                  <m:t>)</m:t>
+                </m:r>
                 <m:r>
                   <m:rPr>
                     <m:sty m:val="p"/>
@@ -8087,19 +8255,21 @@
                       </m:rPr>
                       <m:t>ln</m:t>
                     </m:r>
-                    <m:d>
-                      <m:dPr>
-                        <m:begChr m:val="("/>
-                        <m:sepChr m:val=""/>
-                        <m:endChr m:val=")"/>
-                        <m:grow/>
-                      </m:dPr>
-                      <m:e>
-                        <m:r>
-                          <m:t>2</m:t>
-                        </m:r>
-                      </m:e>
-                    </m:d>
+                    <m:r>
+                      <m:rPr>
+                        <m:sty m:val="p"/>
+                      </m:rPr>
+                      <m:t>(</m:t>
+                    </m:r>
+                    <m:r>
+                      <m:t>2</m:t>
+                    </m:r>
+                    <m:r>
+                      <m:rPr>
+                        <m:sty m:val="p"/>
+                      </m:rPr>
+                      <m:t>)</m:t>
+                    </m:r>
                   </m:den>
                 </m:f>
                 <m:r>
@@ -8117,8 +8287,8 @@
                 <m:r>
                   <m:rPr>
                     <m:nor/>
+                    <m:scr m:val="sans-serif"/>
                     <m:sty m:val="p"/>
-                    <m:scr m:val="sans-serif"/>
                   </m:rPr>
                   <m:t>to 5 decimal places.</m:t>
                 </m:r>
@@ -8128,8 +8298,8 @@
         </w:tc>
       </w:tr>
     </w:tbl>
-    <w:bookmarkEnd w:id="72"/>
-    <w:bookmarkStart w:id="73" w:name="quick-check-problems"/>
+    <w:bookmarkEnd w:id="61"/>
+    <w:bookmarkStart w:id="62" w:name="quick-check-problems"/>
     <w:p>
       <w:pPr>
         <w:pStyle w:val="Heading1"/>
@@ -8167,19 +8337,21 @@
             </m:r>
           </m:sub>
         </m:sSub>
-        <m:d>
-          <m:dPr>
-            <m:begChr m:val="("/>
-            <m:sepChr m:val=""/>
-            <m:endChr m:val=")"/>
-            <m:grow/>
-          </m:dPr>
-          <m:e>
-            <m:r>
-              <m:t>10000</m:t>
-            </m:r>
-          </m:e>
-        </m:d>
+        <m:r>
+          <m:rPr>
+            <m:sty m:val="p"/>
+          </m:rPr>
+          <m:t>(</m:t>
+        </m:r>
+        <m:r>
+          <m:t>10000</m:t>
+        </m:r>
+        <m:r>
+          <m:rPr>
+            <m:sty m:val="p"/>
+          </m:rPr>
+          <m:t>)</m:t>
+        </m:r>
       </m:oMath>
       <w:r>
         <w:t xml:space="preserve">?</w:t>
@@ -8214,19 +8386,21 @@
             </m:r>
           </m:sub>
         </m:sSub>
-        <m:d>
-          <m:dPr>
-            <m:begChr m:val="("/>
-            <m:sepChr m:val=""/>
-            <m:endChr m:val=")"/>
-            <m:grow/>
-          </m:dPr>
-          <m:e>
-            <m:r>
-              <m:t>27</m:t>
-            </m:r>
-          </m:e>
-        </m:d>
+        <m:r>
+          <m:rPr>
+            <m:sty m:val="p"/>
+          </m:rPr>
+          <m:t>(</m:t>
+        </m:r>
+        <m:r>
+          <m:t>27</m:t>
+        </m:r>
+        <m:r>
+          <m:rPr>
+            <m:sty m:val="p"/>
+          </m:rPr>
+          <m:t>)</m:t>
+        </m:r>
       </m:oMath>
       <w:r>
         <w:t xml:space="preserve">?</w:t>
@@ -8266,19 +8440,21 @@
             </m:r>
           </m:sub>
         </m:sSub>
-        <m:d>
-          <m:dPr>
-            <m:begChr m:val="("/>
-            <m:sepChr m:val=""/>
-            <m:endChr m:val=")"/>
-            <m:grow/>
-          </m:dPr>
-          <m:e>
-            <m:r>
-              <m:t>135</m:t>
-            </m:r>
-          </m:e>
-        </m:d>
+        <m:r>
+          <m:rPr>
+            <m:sty m:val="p"/>
+          </m:rPr>
+          <m:t>(</m:t>
+        </m:r>
+        <m:r>
+          <m:t>135</m:t>
+        </m:r>
+        <m:r>
+          <m:rPr>
+            <m:sty m:val="p"/>
+          </m:rPr>
+          <m:t>)</m:t>
+        </m:r>
       </m:oMath>
       <w:r>
         <w:t xml:space="preserve">?</w:t>
@@ -8310,25 +8486,27 @@
             </m:r>
           </m:sub>
         </m:sSub>
-        <m:d>
-          <m:dPr>
-            <m:begChr m:val="("/>
-            <m:sepChr m:val=""/>
-            <m:endChr m:val=")"/>
-            <m:grow/>
-          </m:dPr>
-          <m:e>
-            <m:r>
-              <m:rPr>
-                <m:sty m:val="p"/>
-              </m:rPr>
-              <m:t>−</m:t>
-            </m:r>
-            <m:r>
-              <m:t>9</m:t>
-            </m:r>
-          </m:e>
-        </m:d>
+        <m:r>
+          <m:rPr>
+            <m:sty m:val="p"/>
+          </m:rPr>
+          <m:t>(</m:t>
+        </m:r>
+        <m:r>
+          <m:rPr>
+            <m:sty m:val="p"/>
+          </m:rPr>
+          <m:t>−</m:t>
+        </m:r>
+        <m:r>
+          <m:t>9</m:t>
+        </m:r>
+        <m:r>
+          <m:rPr>
+            <m:sty m:val="p"/>
+          </m:rPr>
+          <m:t>)</m:t>
+        </m:r>
       </m:oMath>
       <w:r>
         <w:t xml:space="preserve">?</w:t>
@@ -8357,19 +8535,21 @@
             </m:r>
           </m:sub>
         </m:sSub>
-        <m:d>
-          <m:dPr>
-            <m:begChr m:val="("/>
-            <m:sepChr m:val=""/>
-            <m:endChr m:val=")"/>
-            <m:grow/>
-          </m:dPr>
-          <m:e>
-            <m:r>
-              <m:t>12.34</m:t>
-            </m:r>
-          </m:e>
-        </m:d>
+        <m:r>
+          <m:rPr>
+            <m:sty m:val="p"/>
+          </m:rPr>
+          <m:t>(</m:t>
+        </m:r>
+        <m:r>
+          <m:t>12.34</m:t>
+        </m:r>
+        <m:r>
+          <m:rPr>
+            <m:sty m:val="p"/>
+          </m:rPr>
+          <m:t>)</m:t>
+        </m:r>
       </m:oMath>
       <w:r>
         <w:t xml:space="preserve">?</w:t>
@@ -8517,22 +8697,24 @@
             </m:r>
           </m:sub>
         </m:sSub>
-        <m:d>
-          <m:dPr>
-            <m:begChr m:val="("/>
-            <m:sepChr m:val=""/>
-            <m:endChr m:val=")"/>
-            <m:grow/>
-          </m:dPr>
-          <m:e>
-            <m:r>
-              <m:t>2</m:t>
-            </m:r>
-            <m:r>
-              <m:t>x</m:t>
-            </m:r>
-          </m:e>
-        </m:d>
+        <m:r>
+          <m:rPr>
+            <m:sty m:val="p"/>
+          </m:rPr>
+          <m:t>(</m:t>
+        </m:r>
+        <m:r>
+          <m:t>2</m:t>
+        </m:r>
+        <m:r>
+          <m:t>x</m:t>
+        </m:r>
+        <m:r>
+          <m:rPr>
+            <m:sty m:val="p"/>
+          </m:rPr>
+          <m:t>)</m:t>
+        </m:r>
         <m:r>
           <m:rPr>
             <m:sty m:val="p"/>
@@ -8557,31 +8739,33 @@
             </m:r>
           </m:sub>
         </m:sSub>
-        <m:d>
-          <m:dPr>
-            <m:begChr m:val="("/>
-            <m:sepChr m:val=""/>
-            <m:endChr m:val=")"/>
-            <m:grow/>
-          </m:dPr>
+        <m:r>
+          <m:rPr>
+            <m:sty m:val="p"/>
+          </m:rPr>
+          <m:t>(</m:t>
+        </m:r>
+        <m:r>
+          <m:t>3</m:t>
+        </m:r>
+        <m:sSup>
           <m:e>
             <m:r>
-              <m:t>3</m:t>
+              <m:t>y</m:t>
             </m:r>
-            <m:sSup>
-              <m:e>
-                <m:r>
-                  <m:t>y</m:t>
-                </m:r>
-              </m:e>
-              <m:sup>
-                <m:r>
-                  <m:t>2</m:t>
-                </m:r>
-              </m:sup>
-            </m:sSup>
           </m:e>
-        </m:d>
+          <m:sup>
+            <m:r>
+              <m:t>2</m:t>
+            </m:r>
+          </m:sup>
+        </m:sSup>
+        <m:r>
+          <m:rPr>
+            <m:sty m:val="p"/>
+          </m:rPr>
+          <m:t>)</m:t>
+        </m:r>
       </m:oMath>
       <w:r>
         <w:t xml:space="preserve"> </w:t>
@@ -8643,8 +8827,8 @@
         <w:t xml:space="preserve">?</w:t>
       </w:r>
     </w:p>
-    <w:bookmarkEnd w:id="73"/>
-    <w:bookmarkStart w:id="77" w:name="further-reading"/>
+    <w:bookmarkEnd w:id="62"/>
+    <w:bookmarkStart w:id="66" w:name="further-reading"/>
     <w:p>
       <w:pPr>
         <w:pStyle w:val="Heading1"/>
@@ -8657,7 +8841,7 @@
       <w:pPr>
         <w:pStyle w:val="FirstParagraph"/>
       </w:pPr>
-      <w:hyperlink r:id="rId74">
+      <w:hyperlink r:id="rId63">
         <w:r>
           <w:rPr>
             <w:rStyle w:val="Hyperlink"/>
@@ -8666,7 +8850,7 @@
         </w:r>
       </w:hyperlink>
     </w:p>
-    <w:bookmarkStart w:id="76" w:name="version-history-and-licensing"/>
+    <w:bookmarkStart w:id="65" w:name="version-history-and-licensing"/>
     <w:p>
       <w:pPr>
         <w:pStyle w:val="Heading2"/>
@@ -8720,7 +8904,7 @@
       <w:pPr>
         <w:pStyle w:val="FirstParagraph"/>
       </w:pPr>
-      <w:hyperlink r:id="rId75">
+      <w:hyperlink r:id="rId64">
         <w:r>
           <w:rPr>
             <w:rStyle w:val="Hyperlink"/>
@@ -8729,8 +8913,8 @@
         </w:r>
       </w:hyperlink>
     </w:p>
-    <w:bookmarkEnd w:id="76"/>
-    <w:bookmarkEnd w:id="77"/>
+    <w:bookmarkEnd w:id="65"/>
+    <w:bookmarkEnd w:id="66"/>
     <w:sectPr>
       <w:pgSz w:h="15840" w:w="12240"/>
       <w:pgMar w:bottom="1440" w:footer="720" w:gutter="0" w:header="720" w:left="1440" w:right="1440" w:top="1440"/>
